--- a/products-storage/02-dopraboty-bez-poter/06-pismo-o-priostanovke.docx
+++ b/products-storage/02-dopraboty-bez-poter/06-pismo-o-priostanovke.docx
@@ -11,15 +11,6 @@
           <w:b/>
         </w:rPr>
         <w:t>Письмо о приостановке / невозможности продолжения</w:t>
-      </w:r>
-    </w:p>
-    <w:p>
-      <w:r>
-        <w:rPr>
-          <w:i/>
-          <w:color w:val="E85D22"/>
-        </w:rPr>
-        <w:t>Заполните поля в квадратных скобках и удалите подсказки перед отправкой.</w:t>
       </w:r>
     </w:p>
     <w:p>
@@ -70,178 +61,23 @@
         <w:t>Просим принять решение до [дата].</w:t>
       </w:r>
     </w:p>
+    <w:p/>
     <w:p>
-      <w:pPr>
-        <w:pStyle w:val="ListBullet"/>
-      </w:pPr>
       <w:r>
-        <w:t>Основание и допустимость приостановки обязательно проверить по договору и закону до отправки.</w:t>
+        <w:t>Дата: [___]</w:t>
       </w:r>
     </w:p>
     <w:p>
-      <w:pPr>
-        <w:pStyle w:val="Heading1"/>
-      </w:pPr>
       <w:r>
-        <w:t>Контроль перед использованием</w:t>
+        <w:t>Подпись: [___]</w:t>
       </w:r>
     </w:p>
-    <w:tbl>
-      <w:tblPr>
-        <w:tblW w:type="auto" w:w="0"/>
-        <w:jc w:val="center"/>
-        <w:tblLayout w:type="fixed"/>
-        <w:tblLook w:firstColumn="1" w:firstRow="1" w:lastColumn="0" w:lastRow="0" w:noHBand="0" w:noVBand="1" w:val="04A0"/>
-      </w:tblPr>
-      <w:tblGrid>
-        <w:gridCol w:w="1800"/>
-        <w:gridCol w:w="7560"/>
-      </w:tblGrid>
-      <w:tr>
-        <w:tc>
-          <w:tcPr>
-            <w:tcW w:type="dxa" w:w="4680"/>
-            <w:shd w:fill="E9E5DC"/>
-            <w:vAlign w:val="center"/>
-          </w:tcPr>
-          <w:p>
-            <w:r>
-              <w:t>Статус</w:t>
-            </w:r>
-          </w:p>
-        </w:tc>
-        <w:tc>
-          <w:tcPr>
-            <w:tcW w:type="dxa" w:w="4680"/>
-            <w:shd w:fill="E9E5DC"/>
-            <w:vAlign w:val="center"/>
-          </w:tcPr>
-          <w:p>
-            <w:r>
-              <w:t>Проверка</w:t>
-            </w:r>
-          </w:p>
-        </w:tc>
-      </w:tr>
-      <w:tr>
-        <w:tc>
-          <w:tcPr>
-            <w:tcW w:type="dxa" w:w="1800"/>
-          </w:tcPr>
-          <w:p>
-            <w:r>
-              <w:t>☐</w:t>
-            </w:r>
-          </w:p>
-        </w:tc>
-        <w:tc>
-          <w:tcPr>
-            <w:tcW w:type="dxa" w:w="7560"/>
-          </w:tcPr>
-          <w:p>
-            <w:r>
-              <w:t>Сверено с договором и приложениями</w:t>
-            </w:r>
-          </w:p>
-        </w:tc>
-      </w:tr>
-      <w:tr>
-        <w:tc>
-          <w:tcPr>
-            <w:tcW w:type="dxa" w:w="1800"/>
-          </w:tcPr>
-          <w:p>
-            <w:r>
-              <w:t>☐</w:t>
-            </w:r>
-          </w:p>
-        </w:tc>
-        <w:tc>
-          <w:tcPr>
-            <w:tcW w:type="dxa" w:w="7560"/>
-          </w:tcPr>
-          <w:p>
-            <w:r>
-              <w:t>Проверены полномочия подписанта и адресат</w:t>
-            </w:r>
-          </w:p>
-        </w:tc>
-      </w:tr>
-      <w:tr>
-        <w:tc>
-          <w:tcPr>
-            <w:tcW w:type="dxa" w:w="1800"/>
-          </w:tcPr>
-          <w:p>
-            <w:r>
-              <w:t>☐</w:t>
-            </w:r>
-          </w:p>
-        </w:tc>
-        <w:tc>
-          <w:tcPr>
-            <w:tcW w:type="dxa" w:w="7560"/>
-          </w:tcPr>
-          <w:p>
-            <w:r>
-              <w:t>Приложения названы и приложены</w:t>
-            </w:r>
-          </w:p>
-        </w:tc>
-      </w:tr>
-      <w:tr>
-        <w:tc>
-          <w:tcPr>
-            <w:tcW w:type="dxa" w:w="1800"/>
-          </w:tcPr>
-          <w:p>
-            <w:r>
-              <w:t>☐</w:t>
-            </w:r>
-          </w:p>
-        </w:tc>
-        <w:tc>
-          <w:tcPr>
-            <w:tcW w:type="dxa" w:w="7560"/>
-          </w:tcPr>
-          <w:p>
-            <w:r>
-              <w:t>Зафиксирован доказуемый канал отправки</w:t>
-            </w:r>
-          </w:p>
-        </w:tc>
-      </w:tr>
-      <w:tr>
-        <w:tc>
-          <w:tcPr>
-            <w:tcW w:type="dxa" w:w="1800"/>
-          </w:tcPr>
-          <w:p>
-            <w:r>
-              <w:t>☐</w:t>
-            </w:r>
-          </w:p>
-        </w:tc>
-        <w:tc>
-          <w:tcPr>
-            <w:tcW w:type="dxa" w:w="7560"/>
-          </w:tcPr>
-          <w:p>
-            <w:r>
-              <w:t>Юридически значимые формулировки проверены специалистом под объект</w:t>
-            </w:r>
-          </w:p>
-        </w:tc>
-      </w:tr>
-    </w:tbl>
     <w:p>
       <w:r>
-        <w:t>Важно: шаблон не заменяет анализ договора, проектной документации и обстоятельств конкретного объекта.</w:t>
+        <w:t>Расшифровка подписи: [___]</w:t>
       </w:r>
     </w:p>
     <w:sectPr>
-      <w:headerReference w:type="default" r:id="rId9"/>
-      <w:footerReference w:type="default" r:id="rId10"/>
       <w:pgSz w:w="12240" w:h="15840"/>
       <w:pgMar w:top="1440" w:right="1440" w:bottom="1440" w:left="1440" w:header="708" w:footer="708" w:gutter="0"/>
       <w:cols w:space="720"/>
@@ -249,43 +85,6 @@
     </w:sectPr>
   </w:body>
 </w:document>
-</file>
-
-<file path=word/footer1.xml><?xml version="1.0" encoding="utf-8"?>
-<w:ftr xmlns:m="http://schemas.openxmlformats.org/officeDocument/2006/math" xmlns:mc="http://schemas.openxmlformats.org/markup-compatibility/2006" xmlns:mo="http://schemas.microsoft.com/office/mac/office/2008/main" xmlns:mv="urn:schemas-microsoft-com:mac:vml" xmlns:o="urn:schemas-microsoft-com:office:office" xmlns:r="http://schemas.openxmlformats.org/officeDocument/2006/relationships" xmlns:v="urn:schemas-microsoft-com:vml" xmlns:w10="urn:schemas-microsoft-com:office:word" xmlns:w14="http://schemas.microsoft.com/office/word/2010/wordml" xmlns:w="http://schemas.openxmlformats.org/wordprocessingml/2006/main" xmlns:wne="http://schemas.microsoft.com/office/word/2006/wordml" xmlns:wp14="http://schemas.microsoft.com/office/word/2010/wordprocessingDrawing" xmlns:wp="http://schemas.openxmlformats.org/drawingml/2006/wordprocessingDrawing" xmlns:wpc="http://schemas.microsoft.com/office/word/2010/wordprocessingCanvas" xmlns:wpg="http://schemas.microsoft.com/office/word/2010/wordprocessingGroup" xmlns:wpi="http://schemas.microsoft.com/office/word/2010/wordprocessingInk" xmlns:wps="http://schemas.microsoft.com/office/word/2010/wordprocessingShape" mc:Ignorable="w14 wp14">
-  <w:p>
-    <w:pPr>
-      <w:pStyle w:val="Footer"/>
-      <w:jc w:val="center"/>
-    </w:pPr>
-    <w:r>
-      <w:rPr>
-        <w:rFonts w:ascii="Arial" w:hAnsi="Arial"/>
-        <w:color w:val="787878"/>
-        <w:sz w:val="16"/>
-      </w:rPr>
-      <w:t>Письмо о приостановке / невозможности продолжения  •  версия 21.07.2026  •  marzhavbetone.ru</w:t>
-    </w:r>
-  </w:p>
-</w:ftr>
-</file>
-
-<file path=word/header1.xml><?xml version="1.0" encoding="utf-8"?>
-<w:hdr xmlns:m="http://schemas.openxmlformats.org/officeDocument/2006/math" xmlns:mc="http://schemas.openxmlformats.org/markup-compatibility/2006" xmlns:mo="http://schemas.microsoft.com/office/mac/office/2008/main" xmlns:mv="urn:schemas-microsoft-com:mac:vml" xmlns:o="urn:schemas-microsoft-com:office:office" xmlns:r="http://schemas.openxmlformats.org/officeDocument/2006/relationships" xmlns:v="urn:schemas-microsoft-com:vml" xmlns:w10="urn:schemas-microsoft-com:office:word" xmlns:w14="http://schemas.microsoft.com/office/word/2010/wordml" xmlns:w="http://schemas.openxmlformats.org/wordprocessingml/2006/main" xmlns:wne="http://schemas.microsoft.com/office/word/2006/wordml" xmlns:wp14="http://schemas.microsoft.com/office/word/2010/wordprocessingDrawing" xmlns:wp="http://schemas.openxmlformats.org/drawingml/2006/wordprocessingDrawing" xmlns:wpc="http://schemas.microsoft.com/office/word/2010/wordprocessingCanvas" xmlns:wpg="http://schemas.microsoft.com/office/word/2010/wordprocessingGroup" xmlns:wpi="http://schemas.microsoft.com/office/word/2010/wordprocessingInk" xmlns:wps="http://schemas.microsoft.com/office/word/2010/wordprocessingShape" mc:Ignorable="w14 wp14">
-  <w:p>
-    <w:pPr>
-      <w:pStyle w:val="Header"/>
-    </w:pPr>
-    <w:r>
-      <w:rPr>
-        <w:rFonts w:ascii="Arial" w:hAnsi="Arial"/>
-        <w:color w:val="646464"/>
-        <w:sz w:val="16"/>
-      </w:rPr>
-      <w:t>МАРЖА В БЕТОНЕ  /  РАБОЧИЙ ШАБЛОН</w:t>
-    </w:r>
-  </w:p>
-</w:hdr>
 </file>
 
 <file path=word/numbering.xml><?xml version="1.0" encoding="utf-8"?>

--- a/products-storage/02-dopraboty-bez-poter/06-pismo-o-priostanovke.docx
+++ b/products-storage/02-dopraboty-bez-poter/06-pismo-o-priostanovke.docx
@@ -5,81 +5,1019 @@
     <w:p>
       <w:pPr>
         <w:pStyle w:val="Title"/>
+        <w:jc w:val="left"/>
       </w:pPr>
       <w:r>
-        <w:rPr>
-          <w:b/>
-        </w:rPr>
-        <w:t>Письмо о приостановке / невозможности продолжения</w:t>
+        <w:t>Уведомление о приостановке соответствующих работ</w:t>
+      </w:r>
+    </w:p>
+    <w:p>
+      <w:r>
+        <w:t>Зафиксируйте конкретный участок и препятствие, какие работы затронуты и какие меры приняты для сохранности объекта. Направьте заказчику документ с доказательством доставки.</w:t>
       </w:r>
     </w:p>
     <w:p>
       <w:pPr>
         <w:pStyle w:val="Heading1"/>
+        <w:keepNext/>
+        <w:pageBreakBefore w:val="0"/>
       </w:pPr>
       <w:r>
-        <w:t>Препятствие</w:t>
+        <w:t>Реквизиты</w:t>
       </w:r>
     </w:p>
+    <w:tbl>
+      <w:tblPr>
+        <w:tblStyle w:val="TableGrid"/>
+        <w:tblW w:type="auto" w:w="0"/>
+        <w:jc w:val="center"/>
+        <w:tblLayout w:type="fixed"/>
+        <w:tblLook w:firstColumn="1" w:firstRow="1" w:lastColumn="0" w:lastRow="0" w:noHBand="0" w:noVBand="1" w:val="04A0"/>
+      </w:tblPr>
+      <w:tblGrid>
+        <w:gridCol w:w="2268"/>
+        <w:gridCol w:w="7427"/>
+      </w:tblGrid>
+      <w:tr>
+        <w:trPr>
+          <w:cantSplit/>
+        </w:trPr>
+        <w:tc>
+          <w:tcPr>
+            <w:tcW w:type="dxa" w:w="2268"/>
+            <w:vAlign w:val="center"/>
+            <w:shd w:fill="F3F0E8"/>
+          </w:tcPr>
+          <w:p>
+            <w:pPr>
+              <w:spacing w:after="0"/>
+            </w:pPr>
+            <w:r/>
+            <w:r>
+              <w:rPr>
+                <w:b/>
+                <w:color w:val="262F37"/>
+                <w:sz w:val="18"/>
+              </w:rPr>
+              <w:t>Документ</w:t>
+            </w:r>
+          </w:p>
+        </w:tc>
+        <w:tc>
+          <w:tcPr>
+            <w:tcW w:type="dxa" w:w="7427"/>
+            <w:vAlign w:val="center"/>
+          </w:tcPr>
+          <w:p>
+            <w:pPr>
+              <w:spacing w:after="0"/>
+            </w:pPr>
+            <w:r/>
+            <w:r>
+              <w:rPr>
+                <w:b w:val="0"/>
+                <w:color w:val="262F37"/>
+                <w:sz w:val="18"/>
+              </w:rPr>
+              <w:t>Исходящее уведомление № [___] от [___]; место [___]</w:t>
+            </w:r>
+          </w:p>
+        </w:tc>
+      </w:tr>
+      <w:tr>
+        <w:trPr>
+          <w:cantSplit/>
+        </w:trPr>
+        <w:tc>
+          <w:tcPr>
+            <w:tcW w:type="dxa" w:w="2268"/>
+            <w:vAlign w:val="center"/>
+            <w:shd w:fill="F3F0E8"/>
+          </w:tcPr>
+          <w:p>
+            <w:pPr>
+              <w:spacing w:after="0"/>
+            </w:pPr>
+            <w:r/>
+            <w:r>
+              <w:rPr>
+                <w:b/>
+                <w:color w:val="262F37"/>
+                <w:sz w:val="18"/>
+              </w:rPr>
+              <w:t>Договор</w:t>
+            </w:r>
+          </w:p>
+        </w:tc>
+        <w:tc>
+          <w:tcPr>
+            <w:tcW w:type="dxa" w:w="7427"/>
+            <w:vAlign w:val="center"/>
+          </w:tcPr>
+          <w:p>
+            <w:pPr>
+              <w:spacing w:after="0"/>
+            </w:pPr>
+            <w:r/>
+            <w:r>
+              <w:rPr>
+                <w:b w:val="0"/>
+                <w:color w:val="262F37"/>
+                <w:sz w:val="18"/>
+              </w:rPr>
+              <w:t>Договор подряда № [___] от [___]; исходное приложение / смета [___]</w:t>
+            </w:r>
+          </w:p>
+        </w:tc>
+      </w:tr>
+      <w:tr>
+        <w:trPr>
+          <w:cantSplit/>
+        </w:trPr>
+        <w:tc>
+          <w:tcPr>
+            <w:tcW w:type="dxa" w:w="2268"/>
+            <w:vAlign w:val="center"/>
+            <w:shd w:fill="F3F0E8"/>
+          </w:tcPr>
+          <w:p>
+            <w:pPr>
+              <w:spacing w:after="0"/>
+            </w:pPr>
+            <w:r/>
+            <w:r>
+              <w:rPr>
+                <w:b/>
+                <w:color w:val="262F37"/>
+                <w:sz w:val="18"/>
+              </w:rPr>
+              <w:t>Объект</w:t>
+            </w:r>
+          </w:p>
+        </w:tc>
+        <w:tc>
+          <w:tcPr>
+            <w:tcW w:type="dxa" w:w="7427"/>
+            <w:vAlign w:val="center"/>
+          </w:tcPr>
+          <w:p>
+            <w:pPr>
+              <w:spacing w:after="0"/>
+            </w:pPr>
+            <w:r/>
+            <w:r>
+              <w:rPr>
+                <w:b w:val="0"/>
+                <w:color w:val="262F37"/>
+                <w:sz w:val="18"/>
+              </w:rPr>
+              <w:t>Наименование, адрес, участок или захватка [___]</w:t>
+            </w:r>
+          </w:p>
+        </w:tc>
+      </w:tr>
+      <w:tr>
+        <w:trPr>
+          <w:cantSplit/>
+        </w:trPr>
+        <w:tc>
+          <w:tcPr>
+            <w:tcW w:type="dxa" w:w="2268"/>
+            <w:vAlign w:val="center"/>
+            <w:shd w:fill="F3F0E8"/>
+          </w:tcPr>
+          <w:p>
+            <w:pPr>
+              <w:spacing w:after="0"/>
+            </w:pPr>
+            <w:r/>
+            <w:r>
+              <w:rPr>
+                <w:b/>
+                <w:color w:val="262F37"/>
+                <w:sz w:val="18"/>
+              </w:rPr>
+              <w:t>Подрядчик</w:t>
+            </w:r>
+          </w:p>
+        </w:tc>
+        <w:tc>
+          <w:tcPr>
+            <w:tcW w:type="dxa" w:w="7427"/>
+            <w:vAlign w:val="center"/>
+          </w:tcPr>
+          <w:p>
+            <w:pPr>
+              <w:spacing w:after="0"/>
+            </w:pPr>
+            <w:r/>
+            <w:r>
+              <w:rPr>
+                <w:b w:val="0"/>
+                <w:color w:val="262F37"/>
+                <w:sz w:val="18"/>
+              </w:rPr>
+              <w:t>Полное наименование, ИНН, адрес [___]</w:t>
+            </w:r>
+          </w:p>
+        </w:tc>
+      </w:tr>
+      <w:tr>
+        <w:trPr>
+          <w:cantSplit/>
+        </w:trPr>
+        <w:tc>
+          <w:tcPr>
+            <w:tcW w:type="dxa" w:w="2268"/>
+            <w:vAlign w:val="center"/>
+            <w:shd w:fill="F3F0E8"/>
+          </w:tcPr>
+          <w:p>
+            <w:pPr>
+              <w:spacing w:after="0"/>
+            </w:pPr>
+            <w:r/>
+            <w:r>
+              <w:rPr>
+                <w:b/>
+                <w:color w:val="262F37"/>
+                <w:sz w:val="18"/>
+              </w:rPr>
+              <w:t>Заказчик</w:t>
+            </w:r>
+          </w:p>
+        </w:tc>
+        <w:tc>
+          <w:tcPr>
+            <w:tcW w:type="dxa" w:w="7427"/>
+            <w:vAlign w:val="center"/>
+          </w:tcPr>
+          <w:p>
+            <w:pPr>
+              <w:spacing w:after="0"/>
+            </w:pPr>
+            <w:r/>
+            <w:r>
+              <w:rPr>
+                <w:b w:val="0"/>
+                <w:color w:val="262F37"/>
+                <w:sz w:val="18"/>
+              </w:rPr>
+              <w:t>Полное наименование, ИНН, адрес [___]</w:t>
+            </w:r>
+          </w:p>
+        </w:tc>
+      </w:tr>
+    </w:tbl>
     <w:p>
       <w:pPr>
-        <w:pStyle w:val="ListBullet"/>
+        <w:pStyle w:val="Heading1"/>
+        <w:keepNext/>
+        <w:pageBreakBefore w:val="0"/>
       </w:pPr>
       <w:r>
-        <w:t>Событие, дата, зона и доказательства: [___]</w:t>
+        <w:t>Основание и ход событий</w:t>
+      </w:r>
+    </w:p>
+    <w:tbl>
+      <w:tblPr>
+        <w:tblStyle w:val="TableGrid"/>
+        <w:tblW w:type="auto" w:w="0"/>
+        <w:jc w:val="center"/>
+        <w:tblLayout w:type="fixed"/>
+        <w:tblLook w:firstColumn="1" w:firstRow="1" w:lastColumn="0" w:lastRow="0" w:noHBand="0" w:noVBand="1" w:val="04A0"/>
+      </w:tblPr>
+      <w:tblGrid>
+        <w:gridCol w:w="2268"/>
+        <w:gridCol w:w="7427"/>
+      </w:tblGrid>
+      <w:tr>
+        <w:trPr>
+          <w:cantSplit/>
+        </w:trPr>
+        <w:tc>
+          <w:tcPr>
+            <w:tcW w:type="dxa" w:w="2268"/>
+            <w:vAlign w:val="center"/>
+            <w:shd w:fill="F3F0E8"/>
+          </w:tcPr>
+          <w:p>
+            <w:pPr>
+              <w:spacing w:after="0"/>
+            </w:pPr>
+            <w:r/>
+            <w:r>
+              <w:rPr>
+                <w:b/>
+                <w:color w:val="262F37"/>
+                <w:sz w:val="18"/>
+              </w:rPr>
+              <w:t>Событие</w:t>
+            </w:r>
+          </w:p>
+        </w:tc>
+        <w:tc>
+          <w:tcPr>
+            <w:tcW w:type="dxa" w:w="7427"/>
+            <w:vAlign w:val="center"/>
+          </w:tcPr>
+          <w:p>
+            <w:pPr>
+              <w:spacing w:after="0"/>
+            </w:pPr>
+            <w:r/>
+            <w:r>
+              <w:rPr>
+                <w:b w:val="0"/>
+                <w:color w:val="262F37"/>
+                <w:sz w:val="18"/>
+              </w:rPr>
+              <w:t>Что обнаружено, дата, участок, влияние на исходную документацию [___]</w:t>
+            </w:r>
+          </w:p>
+        </w:tc>
+      </w:tr>
+      <w:tr>
+        <w:trPr>
+          <w:cantSplit/>
+        </w:trPr>
+        <w:tc>
+          <w:tcPr>
+            <w:tcW w:type="dxa" w:w="2268"/>
+            <w:vAlign w:val="center"/>
+            <w:shd w:fill="F3F0E8"/>
+          </w:tcPr>
+          <w:p>
+            <w:pPr>
+              <w:spacing w:after="0"/>
+            </w:pPr>
+            <w:r/>
+            <w:r>
+              <w:rPr>
+                <w:b/>
+                <w:color w:val="262F37"/>
+                <w:sz w:val="18"/>
+              </w:rPr>
+              <w:t>Уведомление 03</w:t>
+            </w:r>
+          </w:p>
+        </w:tc>
+        <w:tc>
+          <w:tcPr>
+            <w:tcW w:type="dxa" w:w="7427"/>
+            <w:vAlign w:val="center"/>
+          </w:tcPr>
+          <w:p>
+            <w:pPr>
+              <w:spacing w:after="0"/>
+            </w:pPr>
+            <w:r/>
+            <w:r>
+              <w:rPr>
+                <w:b w:val="0"/>
+                <w:color w:val="262F37"/>
+                <w:sz w:val="18"/>
+              </w:rPr>
+              <w:t>№ [___] от [___], отправлено [___], подтверждение доставки [___]</w:t>
+            </w:r>
+          </w:p>
+        </w:tc>
+      </w:tr>
+      <w:tr>
+        <w:trPr>
+          <w:cantSplit/>
+        </w:trPr>
+        <w:tc>
+          <w:tcPr>
+            <w:tcW w:type="dxa" w:w="2268"/>
+            <w:vAlign w:val="center"/>
+            <w:shd w:fill="F3F0E8"/>
+          </w:tcPr>
+          <w:p>
+            <w:pPr>
+              <w:spacing w:after="0"/>
+            </w:pPr>
+            <w:r/>
+            <w:r>
+              <w:rPr>
+                <w:b/>
+                <w:color w:val="262F37"/>
+                <w:sz w:val="18"/>
+              </w:rPr>
+              <w:t>Ответ</w:t>
+            </w:r>
+          </w:p>
+        </w:tc>
+        <w:tc>
+          <w:tcPr>
+            <w:tcW w:type="dxa" w:w="7427"/>
+            <w:vAlign w:val="center"/>
+          </w:tcPr>
+          <w:p>
+            <w:pPr>
+              <w:spacing w:after="0"/>
+            </w:pPr>
+            <w:r/>
+            <w:r>
+              <w:rPr>
+                <w:b w:val="0"/>
+                <w:color w:val="262F37"/>
+                <w:sz w:val="18"/>
+              </w:rPr>
+              <w:t>Получен № [___] от [___] / ответ не получен по состоянию на [___]</w:t>
+            </w:r>
+          </w:p>
+        </w:tc>
+      </w:tr>
+      <w:tr>
+        <w:trPr>
+          <w:cantSplit/>
+        </w:trPr>
+        <w:tc>
+          <w:tcPr>
+            <w:tcW w:type="dxa" w:w="2268"/>
+            <w:vAlign w:val="center"/>
+            <w:shd w:fill="F3F0E8"/>
+          </w:tcPr>
+          <w:p>
+            <w:pPr>
+              <w:spacing w:after="0"/>
+            </w:pPr>
+            <w:r/>
+            <w:r>
+              <w:rPr>
+                <w:b/>
+                <w:color w:val="262F37"/>
+                <w:sz w:val="18"/>
+              </w:rPr>
+              <w:t>Срок</w:t>
+            </w:r>
+          </w:p>
+        </w:tc>
+        <w:tc>
+          <w:tcPr>
+            <w:tcW w:type="dxa" w:w="7427"/>
+            <w:vAlign w:val="center"/>
+          </w:tcPr>
+          <w:p>
+            <w:pPr>
+              <w:spacing w:after="0"/>
+            </w:pPr>
+            <w:r/>
+            <w:r>
+              <w:rPr>
+                <w:b w:val="0"/>
+                <w:color w:val="262F37"/>
+                <w:sz w:val="18"/>
+              </w:rPr>
+              <w:t>Срок ответа по договору [___]; основание расчёта срока [___]</w:t>
+            </w:r>
+          </w:p>
+        </w:tc>
+      </w:tr>
+    </w:tbl>
+    <w:p>
+      <w:pPr>
+        <w:pStyle w:val="Heading1"/>
+        <w:keepNext/>
+        <w:pageBreakBefore w:val="0"/>
+      </w:pPr>
+      <w:r>
+        <w:t>Приостановка и сохранность</w:t>
+      </w:r>
+    </w:p>
+    <w:tbl>
+      <w:tblPr>
+        <w:tblStyle w:val="TableGrid"/>
+        <w:tblW w:type="auto" w:w="0"/>
+        <w:jc w:val="center"/>
+        <w:tblLayout w:type="fixed"/>
+        <w:tblLook w:firstColumn="1" w:firstRow="1" w:lastColumn="0" w:lastRow="0" w:noHBand="0" w:noVBand="1" w:val="04A0"/>
+      </w:tblPr>
+      <w:tblGrid>
+        <w:gridCol w:w="2268"/>
+        <w:gridCol w:w="7427"/>
+      </w:tblGrid>
+      <w:tr>
+        <w:trPr>
+          <w:cantSplit/>
+        </w:trPr>
+        <w:tc>
+          <w:tcPr>
+            <w:tcW w:type="dxa" w:w="2268"/>
+            <w:vAlign w:val="center"/>
+            <w:shd w:fill="F3F0E8"/>
+          </w:tcPr>
+          <w:p>
+            <w:pPr>
+              <w:spacing w:after="0"/>
+            </w:pPr>
+            <w:r/>
+            <w:r>
+              <w:rPr>
+                <w:b/>
+                <w:color w:val="262F37"/>
+                <w:sz w:val="18"/>
+              </w:rPr>
+              <w:t>Работы</w:t>
+            </w:r>
+          </w:p>
+        </w:tc>
+        <w:tc>
+          <w:tcPr>
+            <w:tcW w:type="dxa" w:w="7427"/>
+            <w:vAlign w:val="center"/>
+          </w:tcPr>
+          <w:p>
+            <w:pPr>
+              <w:spacing w:after="0"/>
+            </w:pPr>
+            <w:r/>
+            <w:r>
+              <w:rPr>
+                <w:b w:val="0"/>
+                <w:color w:val="262F37"/>
+                <w:sz w:val="18"/>
+              </w:rPr>
+              <w:t>Точные позиции и участок, которые приостанавливаются [___]</w:t>
+            </w:r>
+          </w:p>
+        </w:tc>
+      </w:tr>
+      <w:tr>
+        <w:trPr>
+          <w:cantSplit/>
+        </w:trPr>
+        <w:tc>
+          <w:tcPr>
+            <w:tcW w:type="dxa" w:w="2268"/>
+            <w:vAlign w:val="center"/>
+            <w:shd w:fill="F3F0E8"/>
+          </w:tcPr>
+          <w:p>
+            <w:pPr>
+              <w:spacing w:after="0"/>
+            </w:pPr>
+            <w:r/>
+            <w:r>
+              <w:rPr>
+                <w:b/>
+                <w:color w:val="262F37"/>
+                <w:sz w:val="18"/>
+              </w:rPr>
+              <w:t>Момент</w:t>
+            </w:r>
+          </w:p>
+        </w:tc>
+        <w:tc>
+          <w:tcPr>
+            <w:tcW w:type="dxa" w:w="7427"/>
+            <w:vAlign w:val="center"/>
+          </w:tcPr>
+          <w:p>
+            <w:pPr>
+              <w:spacing w:after="0"/>
+            </w:pPr>
+            <w:r/>
+            <w:r>
+              <w:rPr>
+                <w:b w:val="0"/>
+                <w:color w:val="262F37"/>
+                <w:sz w:val="18"/>
+              </w:rPr>
+              <w:t>Дата и время начала [___]; журнал 08, запись № [___]</w:t>
+            </w:r>
+          </w:p>
+        </w:tc>
+      </w:tr>
+      <w:tr>
+        <w:trPr>
+          <w:cantSplit/>
+        </w:trPr>
+        <w:tc>
+          <w:tcPr>
+            <w:tcW w:type="dxa" w:w="2268"/>
+            <w:vAlign w:val="center"/>
+            <w:shd w:fill="F3F0E8"/>
+          </w:tcPr>
+          <w:p>
+            <w:pPr>
+              <w:spacing w:after="0"/>
+            </w:pPr>
+            <w:r/>
+            <w:r>
+              <w:rPr>
+                <w:b/>
+                <w:color w:val="262F37"/>
+                <w:sz w:val="18"/>
+              </w:rPr>
+              <w:t>Иные работы</w:t>
+            </w:r>
+          </w:p>
+        </w:tc>
+        <w:tc>
+          <w:tcPr>
+            <w:tcW w:type="dxa" w:w="7427"/>
+            <w:vAlign w:val="center"/>
+          </w:tcPr>
+          <w:p>
+            <w:pPr>
+              <w:spacing w:after="0"/>
+            </w:pPr>
+            <w:r/>
+            <w:r>
+              <w:rPr>
+                <w:b w:val="0"/>
+                <w:color w:val="262F37"/>
+                <w:sz w:val="18"/>
+              </w:rPr>
+              <w:t>Работы, которые продолжаются по договору [___]</w:t>
+            </w:r>
+          </w:p>
+        </w:tc>
+      </w:tr>
+      <w:tr>
+        <w:trPr>
+          <w:cantSplit/>
+        </w:trPr>
+        <w:tc>
+          <w:tcPr>
+            <w:tcW w:type="dxa" w:w="2268"/>
+            <w:vAlign w:val="center"/>
+            <w:shd w:fill="F3F0E8"/>
+          </w:tcPr>
+          <w:p>
+            <w:pPr>
+              <w:spacing w:after="0"/>
+            </w:pPr>
+            <w:r/>
+            <w:r>
+              <w:rPr>
+                <w:b/>
+                <w:color w:val="262F37"/>
+                <w:sz w:val="18"/>
+              </w:rPr>
+              <w:t>Меры</w:t>
+            </w:r>
+          </w:p>
+        </w:tc>
+        <w:tc>
+          <w:tcPr>
+            <w:tcW w:type="dxa" w:w="7427"/>
+            <w:vAlign w:val="center"/>
+          </w:tcPr>
+          <w:p>
+            <w:pPr>
+              <w:spacing w:after="0"/>
+            </w:pPr>
+            <w:r/>
+            <w:r>
+              <w:rPr>
+                <w:b w:val="0"/>
+                <w:color w:val="262F37"/>
+                <w:sz w:val="18"/>
+              </w:rPr>
+              <w:t>Ограждение, защита, сохранность материалов / конструкции [___]</w:t>
+            </w:r>
+          </w:p>
+        </w:tc>
+      </w:tr>
+      <w:tr>
+        <w:trPr>
+          <w:cantSplit/>
+        </w:trPr>
+        <w:tc>
+          <w:tcPr>
+            <w:tcW w:type="dxa" w:w="2268"/>
+            <w:vAlign w:val="center"/>
+            <w:shd w:fill="F3F0E8"/>
+          </w:tcPr>
+          <w:p>
+            <w:pPr>
+              <w:spacing w:after="0"/>
+            </w:pPr>
+            <w:r/>
+            <w:r>
+              <w:rPr>
+                <w:b/>
+                <w:color w:val="262F37"/>
+                <w:sz w:val="18"/>
+              </w:rPr>
+              <w:t>Последствия</w:t>
+            </w:r>
+          </w:p>
+        </w:tc>
+        <w:tc>
+          <w:tcPr>
+            <w:tcW w:type="dxa" w:w="7427"/>
+            <w:vAlign w:val="center"/>
+          </w:tcPr>
+          <w:p>
+            <w:pPr>
+              <w:spacing w:after="0"/>
+            </w:pPr>
+            <w:r/>
+            <w:r>
+              <w:rPr>
+                <w:b w:val="0"/>
+                <w:color w:val="262F37"/>
+                <w:sz w:val="18"/>
+              </w:rPr>
+              <w:t>Ресурсы в простое, расчёт расходов и влияния на срок, документы [___]</w:t>
+            </w:r>
+          </w:p>
+        </w:tc>
+      </w:tr>
+    </w:tbl>
+    <w:p>
+      <w:r>
+        <w:t>Просим сообщить решение по объёму, стоимости и дальнейшему выполнению соответствующих работ. Подтверждение возобновления: документ № [___] от [___], ответственный [___].</w:t>
       </w:r>
     </w:p>
     <w:p>
       <w:pPr>
         <w:pStyle w:val="Heading1"/>
+        <w:keepNext/>
+        <w:pageBreakBefore w:val="0"/>
       </w:pPr>
       <w:r>
-        <w:t>Влияние</w:t>
+        <w:t>Приложения</w:t>
       </w:r>
     </w:p>
     <w:p>
-      <w:pPr>
-        <w:pStyle w:val="ListBullet"/>
-      </w:pPr>
       <w:r>
-        <w:t>Простой, расходы и изменение срока: [___]</w:t>
+        <w:t>Уведомление 03, подтверждение его доставки, журнал 08, фото, переписка, расчёт и график: перечень с номерами и датами [___].</w:t>
       </w:r>
     </w:p>
     <w:p>
       <w:pPr>
         <w:pStyle w:val="Heading1"/>
+        <w:keepNext/>
+        <w:pageBreakBefore w:val="0"/>
       </w:pPr>
       <w:r>
-        <w:t>Требование</w:t>
+        <w:t>Направление и подписи</w:t>
       </w:r>
     </w:p>
-    <w:p>
-      <w:pPr>
-        <w:pStyle w:val="ListBullet"/>
-      </w:pPr>
-      <w:r>
-        <w:t>Просим принять решение до [дата].</w:t>
-      </w:r>
-    </w:p>
-    <w:p/>
-    <w:p>
-      <w:r>
-        <w:t>Дата: [___]</w:t>
-      </w:r>
-    </w:p>
-    <w:p>
-      <w:r>
-        <w:t>Подпись: [___]</w:t>
-      </w:r>
-    </w:p>
-    <w:p>
-      <w:r>
-        <w:t>Расшифровка подписи: [___]</w:t>
-      </w:r>
-    </w:p>
+    <w:tbl>
+      <w:tblPr>
+        <w:tblStyle w:val="TableGrid"/>
+        <w:tblW w:type="auto" w:w="0"/>
+        <w:jc w:val="center"/>
+        <w:tblLayout w:type="fixed"/>
+        <w:tblLook w:firstColumn="1" w:firstRow="1" w:lastColumn="0" w:lastRow="0" w:noHBand="0" w:noVBand="1" w:val="04A0"/>
+      </w:tblPr>
+      <w:tblGrid>
+        <w:gridCol w:w="2268"/>
+        <w:gridCol w:w="7427"/>
+      </w:tblGrid>
+      <w:tr>
+        <w:trPr>
+          <w:cantSplit/>
+        </w:trPr>
+        <w:tc>
+          <w:tcPr>
+            <w:tcW w:type="dxa" w:w="2268"/>
+            <w:vAlign w:val="center"/>
+            <w:shd w:fill="F3F0E8"/>
+          </w:tcPr>
+          <w:p>
+            <w:pPr>
+              <w:spacing w:after="0"/>
+            </w:pPr>
+            <w:r/>
+            <w:r>
+              <w:rPr>
+                <w:b/>
+                <w:color w:val="262F37"/>
+                <w:sz w:val="18"/>
+              </w:rPr>
+              <w:t>Передача</w:t>
+            </w:r>
+          </w:p>
+        </w:tc>
+        <w:tc>
+          <w:tcPr>
+            <w:tcW w:type="dxa" w:w="7427"/>
+            <w:vAlign w:val="center"/>
+          </w:tcPr>
+          <w:p>
+            <w:pPr>
+              <w:spacing w:after="0"/>
+            </w:pPr>
+            <w:r/>
+            <w:r>
+              <w:rPr>
+                <w:b w:val="0"/>
+                <w:color w:val="262F37"/>
+                <w:sz w:val="18"/>
+              </w:rPr>
+              <w:t>Канал [___], адресат [___], дата [___], подтверждение доставки [___]</w:t>
+            </w:r>
+          </w:p>
+        </w:tc>
+      </w:tr>
+      <w:tr>
+        <w:trPr>
+          <w:cantSplit/>
+        </w:trPr>
+        <w:tc>
+          <w:tcPr>
+            <w:tcW w:type="dxa" w:w="2268"/>
+            <w:vAlign w:val="center"/>
+            <w:shd w:fill="F3F0E8"/>
+          </w:tcPr>
+          <w:p>
+            <w:pPr>
+              <w:spacing w:after="0"/>
+            </w:pPr>
+            <w:r/>
+            <w:r>
+              <w:rPr>
+                <w:b/>
+                <w:color w:val="262F37"/>
+                <w:sz w:val="18"/>
+              </w:rPr>
+              <w:t>Ответ</w:t>
+            </w:r>
+          </w:p>
+        </w:tc>
+        <w:tc>
+          <w:tcPr>
+            <w:tcW w:type="dxa" w:w="7427"/>
+            <w:vAlign w:val="center"/>
+          </w:tcPr>
+          <w:p>
+            <w:pPr>
+              <w:spacing w:after="0"/>
+            </w:pPr>
+            <w:r/>
+            <w:r>
+              <w:rPr>
+                <w:b w:val="0"/>
+                <w:color w:val="262F37"/>
+                <w:sz w:val="18"/>
+              </w:rPr>
+              <w:t>Дата [___], входящий № / письмо [___], приложен к делу объекта [___]</w:t>
+            </w:r>
+          </w:p>
+        </w:tc>
+      </w:tr>
+    </w:tbl>
+    <w:tbl>
+      <w:tblPr>
+        <w:tblStyle w:val="TableGrid"/>
+        <w:tblW w:type="auto" w:w="0"/>
+        <w:jc w:val="center"/>
+        <w:tblLayout w:type="fixed"/>
+        <w:tblLook w:firstColumn="1" w:firstRow="1" w:lastColumn="0" w:lastRow="0" w:noHBand="0" w:noVBand="1" w:val="04A0"/>
+      </w:tblPr>
+      <w:tblGrid>
+        <w:gridCol w:w="2268"/>
+        <w:gridCol w:w="7427"/>
+      </w:tblGrid>
+      <w:tr>
+        <w:trPr>
+          <w:cantSplit/>
+        </w:trPr>
+        <w:tc>
+          <w:tcPr>
+            <w:tcW w:type="dxa" w:w="2268"/>
+            <w:vAlign w:val="center"/>
+            <w:shd w:fill="F3F0E8"/>
+          </w:tcPr>
+          <w:p>
+            <w:pPr>
+              <w:spacing w:after="0"/>
+            </w:pPr>
+            <w:r/>
+            <w:r>
+              <w:rPr>
+                <w:b/>
+                <w:color w:val="262F37"/>
+                <w:sz w:val="18"/>
+              </w:rPr>
+              <w:t>Подрядчик</w:t>
+            </w:r>
+          </w:p>
+        </w:tc>
+        <w:tc>
+          <w:tcPr>
+            <w:tcW w:type="dxa" w:w="7427"/>
+            <w:vAlign w:val="center"/>
+          </w:tcPr>
+          <w:p>
+            <w:pPr>
+              <w:spacing w:after="0"/>
+            </w:pPr>
+            <w:r/>
+            <w:r>
+              <w:rPr>
+                <w:b w:val="0"/>
+                <w:color w:val="262F37"/>
+                <w:sz w:val="18"/>
+              </w:rPr>
+              <w:t>Должность, Ф. И. О., основание полномочий [___]</w:t>
+            </w:r>
+          </w:p>
+        </w:tc>
+      </w:tr>
+      <w:tr>
+        <w:trPr>
+          <w:cantSplit/>
+        </w:trPr>
+        <w:tc>
+          <w:tcPr>
+            <w:tcW w:type="dxa" w:w="2268"/>
+            <w:vAlign w:val="center"/>
+            <w:shd w:fill="F3F0E8"/>
+          </w:tcPr>
+          <w:p>
+            <w:pPr>
+              <w:spacing w:after="0"/>
+            </w:pPr>
+            <w:r/>
+            <w:r>
+              <w:rPr>
+                <w:b/>
+                <w:color w:val="262F37"/>
+                <w:sz w:val="18"/>
+              </w:rPr>
+              <w:t>Подпись</w:t>
+            </w:r>
+          </w:p>
+        </w:tc>
+        <w:tc>
+          <w:tcPr>
+            <w:tcW w:type="dxa" w:w="7427"/>
+            <w:vAlign w:val="center"/>
+          </w:tcPr>
+          <w:p>
+            <w:pPr>
+              <w:spacing w:after="0"/>
+            </w:pPr>
+            <w:r/>
+            <w:r>
+              <w:rPr>
+                <w:b w:val="0"/>
+                <w:color w:val="262F37"/>
+                <w:sz w:val="18"/>
+              </w:rPr>
+              <w:t>[___]  Дата подписания [___]</w:t>
+            </w:r>
+          </w:p>
+        </w:tc>
+      </w:tr>
+      <w:tr>
+        <w:trPr>
+          <w:cantSplit/>
+        </w:trPr>
+        <w:tc>
+          <w:tcPr>
+            <w:tcW w:type="dxa" w:w="2268"/>
+            <w:vAlign w:val="center"/>
+            <w:shd w:fill="F3F0E8"/>
+          </w:tcPr>
+          <w:p>
+            <w:pPr>
+              <w:spacing w:after="0"/>
+            </w:pPr>
+            <w:r/>
+            <w:r>
+              <w:rPr>
+                <w:b/>
+                <w:color w:val="262F37"/>
+                <w:sz w:val="18"/>
+              </w:rPr>
+              <w:t>Получение</w:t>
+            </w:r>
+          </w:p>
+        </w:tc>
+        <w:tc>
+          <w:tcPr>
+            <w:tcW w:type="dxa" w:w="7427"/>
+            <w:vAlign w:val="center"/>
+          </w:tcPr>
+          <w:p>
+            <w:pPr>
+              <w:spacing w:after="0"/>
+            </w:pPr>
+            <w:r/>
+            <w:r>
+              <w:rPr>
+                <w:b w:val="0"/>
+                <w:color w:val="262F37"/>
+                <w:sz w:val="18"/>
+              </w:rPr>
+              <w:t>Отметка заказчика / входящий № [___] или отдельное подтверждение доставки [___]</w:t>
+            </w:r>
+          </w:p>
+        </w:tc>
+      </w:tr>
+    </w:tbl>
     <w:sectPr>
-      <w:pgSz w:w="12240" w:h="15840"/>
-      <w:pgMar w:top="1440" w:right="1440" w:bottom="1440" w:left="1440" w:header="708" w:footer="708" w:gutter="0"/>
+      <w:pgSz w:w="11906" w:h="16838"/>
+      <w:pgMar w:top="964" w:right="1020" w:bottom="964" w:left="1020" w:header="720" w:footer="720" w:gutter="0"/>
       <w:cols w:space="720"/>
       <w:docGrid w:linePitch="360"/>
     </w:sectPr>
@@ -451,11 +1389,12 @@
     <w:qFormat/>
     <w:rsid w:val="00FC693F"/>
     <w:pPr>
-      <w:spacing w:after="120" w:line="300" w:lineRule="auto"/>
+      <w:spacing w:after="100"/>
     </w:pPr>
     <w:rPr>
-      <w:rFonts w:ascii="Arial" w:hAnsi="Arial"/>
-      <w:sz w:val="22"/>
+      <w:rFonts w:ascii="Times New Roman" w:hAnsi="Times New Roman"/>
+      <w:color w:val="262F37"/>
+      <w:sz w:val="21"/>
     </w:rPr>
   </w:style>
   <w:style w:type="paragraph" w:styleId="Header">
@@ -513,15 +1452,15 @@
     <w:pPr>
       <w:keepNext/>
       <w:keepLines/>
-      <w:spacing w:before="360" w:after="200"/>
+      <w:spacing w:before="180" w:after="100"/>
       <w:outlineLvl w:val="0"/>
     </w:pPr>
     <w:rPr>
-      <w:rFonts w:asciiTheme="majorHAnsi" w:eastAsiaTheme="majorEastAsia" w:hAnsiTheme="majorHAnsi" w:cstheme="majorBidi" w:ascii="Arial" w:hAnsi="Arial"/>
+      <w:rFonts w:asciiTheme="majorHAnsi" w:eastAsiaTheme="majorEastAsia" w:hAnsiTheme="majorHAnsi" w:cstheme="majorBidi" w:ascii="Times New Roman" w:hAnsi="Times New Roman"/>
       <w:b/>
       <w:bCs/>
-      <w:color w:val="2E74B5"/>
-      <w:sz w:val="32"/>
+      <w:color w:val="8E6F32"/>
+      <w:sz w:val="24"/>
       <w:szCs w:val="28"/>
     </w:rPr>
   </w:style>
@@ -537,14 +1476,14 @@
     <w:pPr>
       <w:keepNext/>
       <w:keepLines/>
-      <w:spacing w:before="280" w:after="140"/>
+      <w:spacing w:before="200" w:after="0"/>
       <w:outlineLvl w:val="1"/>
     </w:pPr>
     <w:rPr>
-      <w:rFonts w:asciiTheme="majorHAnsi" w:eastAsiaTheme="majorEastAsia" w:hAnsiTheme="majorHAnsi" w:cstheme="majorBidi" w:ascii="Arial" w:hAnsi="Arial"/>
+      <w:rFonts w:asciiTheme="majorHAnsi" w:eastAsiaTheme="majorEastAsia" w:hAnsiTheme="majorHAnsi" w:cstheme="majorBidi"/>
       <w:b/>
       <w:bCs/>
-      <w:color w:val="2E74B5"/>
+      <w:color w:val="4F81BD" w:themeColor="accent1"/>
       <w:sz w:val="26"/>
       <w:szCs w:val="26"/>
     </w:rPr>
@@ -799,18 +1738,16 @@
     <w:qFormat/>
     <w:rsid w:val="00FC693F"/>
     <w:pPr>
-      <w:pBdr>
-        <w:bottom w:val="single" w:sz="8" w:space="4" w:color="4F81BD" w:themeColor="accent1"/>
-      </w:pBdr>
-      <w:spacing w:after="240" w:line="240" w:lineRule="auto" w:before="0"/>
+      <w:spacing w:after="180" w:line="240" w:lineRule="auto"/>
       <w:contextualSpacing/>
     </w:pPr>
     <w:rPr>
-      <w:rFonts w:asciiTheme="majorHAnsi" w:eastAsiaTheme="majorEastAsia" w:hAnsiTheme="majorHAnsi" w:cstheme="majorBidi" w:ascii="Arial" w:hAnsi="Arial"/>
-      <w:color w:val="242629"/>
+      <w:rFonts w:asciiTheme="majorHAnsi" w:eastAsiaTheme="majorEastAsia" w:hAnsiTheme="majorHAnsi" w:cstheme="majorBidi" w:ascii="Times New Roman" w:hAnsi="Times New Roman"/>
+      <w:b/>
+      <w:color w:val="000000"/>
       <w:spacing w:val="5"/>
       <w:kern w:val="28"/>
-      <w:sz w:val="50"/>
+      <w:sz w:val="34"/>
       <w:szCs w:val="52"/>
     </w:rPr>
   </w:style>

--- a/products-storage/02-dopraboty-bez-poter/06-pismo-o-priostanovke.docx
+++ b/products-storage/02-dopraboty-bez-poter/06-pismo-o-priostanovke.docx
@@ -279,6 +279,11 @@
         <w:t>Основание и ход событий</w:t>
       </w:r>
     </w:p>
+    <w:p>
+      <w:r>
+        <w:t>Выберите основание: □ п. 3 ст. 743 ГК РФ — сообщение о дополнительных работах, не учтённых в технической документации, и отсутствие ответа в установленный срок; □ п. 1 ст. 716 ГК РФ — обнаружено обстоятельство, требующее немедленного предупреждения заказчика и приостановки работы до его указаний. Для основания по ст. 716 ожидание десяти дней не применяется.</w:t>
+      </w:r>
+    </w:p>
     <w:tbl>
       <w:tblPr>
         <w:tblStyle w:val="TableGrid"/>
@@ -358,7 +363,7 @@
                 <w:color w:val="262F37"/>
                 <w:sz w:val="18"/>
               </w:rPr>
-              <w:t>Уведомление 03</w:t>
+              <w:t>Предупреждение</w:t>
             </w:r>
           </w:p>
         </w:tc>
@@ -378,7 +383,7 @@
                 <w:color w:val="262F37"/>
                 <w:sz w:val="18"/>
               </w:rPr>
-              <w:t>№ [___] от [___], отправлено [___], подтверждение доставки [___]</w:t>
+              <w:t>Уведомление 03 для ст. 743 / немедленное предупреждение для ст. 716: № [___] от [___], канал [___], подтверждение доставки [___]</w:t>
             </w:r>
           </w:p>
         </w:tc>
@@ -470,7 +475,7 @@
                 <w:color w:val="262F37"/>
                 <w:sz w:val="18"/>
               </w:rPr>
-              <w:t>Срок ответа по договору [___]; основание расчёта срока [___]</w:t>
+              <w:t>Для ст. 743: срок по договору [___] / десять дней по п. 3 при отсутствии иного срока [___]; для ст. 716 — немедленное предупреждение [___]</w:t>
             </w:r>
           </w:p>
         </w:tc>
@@ -746,7 +751,7 @@
     </w:p>
     <w:p>
       <w:r>
-        <w:t>Уведомление 03, подтверждение его доставки, журнал 08, фото, переписка, расчёт и график: перечень с номерами и датами [___].</w:t>
+        <w:t>Уведомление 03 или немедленное предупреждение по выбранному основанию, подтверждение доставки, журнал 08, фото, переписка, расчёт и график: перечень с номерами и датами [___].</w:t>
       </w:r>
     </w:p>
     <w:p>

--- a/products-storage/02-dopraboty-bez-poter/06-pismo-o-priostanovke.docx
+++ b/products-storage/02-dopraboty-bez-poter/06-pismo-o-priostanovke.docx
@@ -5,230 +5,730 @@
     <w:p>
       <w:pPr>
         <w:pStyle w:val="Title"/>
+        <w:jc w:val="left"/>
       </w:pPr>
       <w:r>
-        <w:rPr>
-          <w:b/>
-        </w:rPr>
-        <w:t>Письмо о приостановке / невозможности продолжения</w:t>
+        <w:t>Уведомление о приостановке соответствующих работ</w:t>
       </w:r>
     </w:p>
     <w:p>
       <w:r>
-        <w:rPr>
-          <w:i/>
-          <w:color w:val="E85D22"/>
-        </w:rPr>
-        <w:t>Заполните поля в квадратных скобках и удалите подсказки перед отправкой.</w:t>
+        <w:t>Зафиксируйте конкретный участок и препятствие, какие работы затронуты и какие меры приняты для сохранности объекта. Направьте заказчику документ с доказательством доставки.</w:t>
       </w:r>
     </w:p>
     <w:p>
       <w:pPr>
         <w:pStyle w:val="Heading1"/>
+        <w:keepNext/>
+        <w:pageBreakBefore w:val="0"/>
       </w:pPr>
       <w:r>
-        <w:t>Препятствие</w:t>
-      </w:r>
-    </w:p>
-    <w:p>
-      <w:pPr>
-        <w:pStyle w:val="ListBullet"/>
-      </w:pPr>
-      <w:r>
-        <w:t>Событие, дата, зона и доказательства: [___]</w:t>
-      </w:r>
-    </w:p>
-    <w:p>
-      <w:pPr>
-        <w:pStyle w:val="Heading1"/>
-      </w:pPr>
-      <w:r>
-        <w:t>Влияние</w:t>
-      </w:r>
-    </w:p>
-    <w:p>
-      <w:pPr>
-        <w:pStyle w:val="ListBullet"/>
-      </w:pPr>
-      <w:r>
-        <w:t>Простой, расходы и изменение срока: [___]</w:t>
-      </w:r>
-    </w:p>
-    <w:p>
-      <w:pPr>
-        <w:pStyle w:val="Heading1"/>
-      </w:pPr>
-      <w:r>
-        <w:t>Требование</w:t>
-      </w:r>
-    </w:p>
-    <w:p>
-      <w:pPr>
-        <w:pStyle w:val="ListBullet"/>
-      </w:pPr>
-      <w:r>
-        <w:t>Просим принять решение до [дата].</w:t>
-      </w:r>
-    </w:p>
-    <w:p>
-      <w:pPr>
-        <w:pStyle w:val="ListBullet"/>
-      </w:pPr>
-      <w:r>
-        <w:t>Основание и допустимость приостановки обязательно проверить по договору и закону до отправки.</w:t>
-      </w:r>
-    </w:p>
-    <w:p>
-      <w:pPr>
-        <w:pStyle w:val="Heading1"/>
-      </w:pPr>
-      <w:r>
-        <w:t>Контроль перед использованием</w:t>
+        <w:t>Реквизиты</w:t>
       </w:r>
     </w:p>
     <w:tbl>
       <w:tblPr>
+        <w:tblStyle w:val="TableGrid"/>
         <w:tblW w:type="auto" w:w="0"/>
         <w:jc w:val="center"/>
         <w:tblLayout w:type="fixed"/>
         <w:tblLook w:firstColumn="1" w:firstRow="1" w:lastColumn="0" w:lastRow="0" w:noHBand="0" w:noVBand="1" w:val="04A0"/>
       </w:tblPr>
       <w:tblGrid>
-        <w:gridCol w:w="1800"/>
-        <w:gridCol w:w="7560"/>
+        <w:gridCol w:w="2268"/>
+        <w:gridCol w:w="7427"/>
       </w:tblGrid>
       <w:tr>
+        <w:trPr>
+          <w:cantSplit/>
+        </w:trPr>
         <w:tc>
           <w:tcPr>
-            <w:tcW w:type="dxa" w:w="4680"/>
-            <w:shd w:fill="E9E5DC"/>
+            <w:tcW w:type="dxa" w:w="2268"/>
             <w:vAlign w:val="center"/>
+            <w:shd w:fill="F3F0E8"/>
           </w:tcPr>
           <w:p>
+            <w:pPr>
+              <w:spacing w:after="0"/>
+            </w:pPr>
+            <w:r/>
             <w:r>
-              <w:t>Статус</w:t>
+              <w:rPr>
+                <w:b/>
+                <w:color w:val="262F37"/>
+                <w:sz w:val="18"/>
+              </w:rPr>
+              <w:t>Документ</w:t>
             </w:r>
           </w:p>
         </w:tc>
         <w:tc>
           <w:tcPr>
-            <w:tcW w:type="dxa" w:w="4680"/>
-            <w:shd w:fill="E9E5DC"/>
+            <w:tcW w:type="dxa" w:w="7427"/>
             <w:vAlign w:val="center"/>
           </w:tcPr>
           <w:p>
+            <w:pPr>
+              <w:spacing w:after="0"/>
+            </w:pPr>
+            <w:r/>
             <w:r>
-              <w:t>Проверка</w:t>
+              <w:rPr>
+                <w:b w:val="0"/>
+                <w:color w:val="262F37"/>
+                <w:sz w:val="18"/>
+              </w:rPr>
+              <w:t>Исходящее уведомление № [___] от [___]; место [___]</w:t>
             </w:r>
           </w:p>
         </w:tc>
       </w:tr>
       <w:tr>
+        <w:trPr>
+          <w:cantSplit/>
+        </w:trPr>
         <w:tc>
           <w:tcPr>
-            <w:tcW w:type="dxa" w:w="1800"/>
+            <w:tcW w:type="dxa" w:w="2268"/>
+            <w:vAlign w:val="center"/>
+            <w:shd w:fill="F3F0E8"/>
           </w:tcPr>
           <w:p>
+            <w:pPr>
+              <w:spacing w:after="0"/>
+            </w:pPr>
+            <w:r/>
             <w:r>
-              <w:t>☐</w:t>
+              <w:rPr>
+                <w:b/>
+                <w:color w:val="262F37"/>
+                <w:sz w:val="18"/>
+              </w:rPr>
+              <w:t>Договор</w:t>
             </w:r>
           </w:p>
         </w:tc>
         <w:tc>
           <w:tcPr>
-            <w:tcW w:type="dxa" w:w="7560"/>
+            <w:tcW w:type="dxa" w:w="7427"/>
+            <w:vAlign w:val="center"/>
           </w:tcPr>
           <w:p>
+            <w:pPr>
+              <w:spacing w:after="0"/>
+            </w:pPr>
+            <w:r/>
             <w:r>
-              <w:t>Сверено с договором и приложениями</w:t>
+              <w:rPr>
+                <w:b w:val="0"/>
+                <w:color w:val="262F37"/>
+                <w:sz w:val="18"/>
+              </w:rPr>
+              <w:t>Договор подряда № [___] от [___]; исходное приложение / смета [___]</w:t>
             </w:r>
           </w:p>
         </w:tc>
       </w:tr>
       <w:tr>
+        <w:trPr>
+          <w:cantSplit/>
+        </w:trPr>
         <w:tc>
           <w:tcPr>
-            <w:tcW w:type="dxa" w:w="1800"/>
+            <w:tcW w:type="dxa" w:w="2268"/>
+            <w:vAlign w:val="center"/>
+            <w:shd w:fill="F3F0E8"/>
           </w:tcPr>
           <w:p>
+            <w:pPr>
+              <w:spacing w:after="0"/>
+            </w:pPr>
+            <w:r/>
             <w:r>
-              <w:t>☐</w:t>
+              <w:rPr>
+                <w:b/>
+                <w:color w:val="262F37"/>
+                <w:sz w:val="18"/>
+              </w:rPr>
+              <w:t>Объект</w:t>
             </w:r>
           </w:p>
         </w:tc>
         <w:tc>
           <w:tcPr>
-            <w:tcW w:type="dxa" w:w="7560"/>
+            <w:tcW w:type="dxa" w:w="7427"/>
+            <w:vAlign w:val="center"/>
           </w:tcPr>
           <w:p>
+            <w:pPr>
+              <w:spacing w:after="0"/>
+            </w:pPr>
+            <w:r/>
             <w:r>
-              <w:t>Проверены полномочия подписанта и адресат</w:t>
+              <w:rPr>
+                <w:b w:val="0"/>
+                <w:color w:val="262F37"/>
+                <w:sz w:val="18"/>
+              </w:rPr>
+              <w:t>Наименование, адрес, участок или захватка [___]</w:t>
             </w:r>
           </w:p>
         </w:tc>
       </w:tr>
       <w:tr>
+        <w:trPr>
+          <w:cantSplit/>
+        </w:trPr>
         <w:tc>
           <w:tcPr>
-            <w:tcW w:type="dxa" w:w="1800"/>
+            <w:tcW w:type="dxa" w:w="2268"/>
+            <w:vAlign w:val="center"/>
+            <w:shd w:fill="F3F0E8"/>
           </w:tcPr>
           <w:p>
+            <w:pPr>
+              <w:spacing w:after="0"/>
+            </w:pPr>
+            <w:r/>
             <w:r>
-              <w:t>☐</w:t>
+              <w:rPr>
+                <w:b/>
+                <w:color w:val="262F37"/>
+                <w:sz w:val="18"/>
+              </w:rPr>
+              <w:t>Подрядчик</w:t>
             </w:r>
           </w:p>
         </w:tc>
         <w:tc>
           <w:tcPr>
-            <w:tcW w:type="dxa" w:w="7560"/>
+            <w:tcW w:type="dxa" w:w="7427"/>
+            <w:vAlign w:val="center"/>
           </w:tcPr>
           <w:p>
+            <w:pPr>
+              <w:spacing w:after="0"/>
+            </w:pPr>
+            <w:r/>
             <w:r>
-              <w:t>Приложения названы и приложены</w:t>
+              <w:rPr>
+                <w:b w:val="0"/>
+                <w:color w:val="262F37"/>
+                <w:sz w:val="18"/>
+              </w:rPr>
+              <w:t>Полное наименование, ИНН, адрес [___]</w:t>
             </w:r>
           </w:p>
         </w:tc>
       </w:tr>
       <w:tr>
+        <w:trPr>
+          <w:cantSplit/>
+        </w:trPr>
         <w:tc>
           <w:tcPr>
-            <w:tcW w:type="dxa" w:w="1800"/>
+            <w:tcW w:type="dxa" w:w="2268"/>
+            <w:vAlign w:val="center"/>
+            <w:shd w:fill="F3F0E8"/>
           </w:tcPr>
           <w:p>
+            <w:pPr>
+              <w:spacing w:after="0"/>
+            </w:pPr>
+            <w:r/>
             <w:r>
-              <w:t>☐</w:t>
+              <w:rPr>
+                <w:b/>
+                <w:color w:val="262F37"/>
+                <w:sz w:val="18"/>
+              </w:rPr>
+              <w:t>Заказчик</w:t>
             </w:r>
           </w:p>
         </w:tc>
         <w:tc>
           <w:tcPr>
-            <w:tcW w:type="dxa" w:w="7560"/>
+            <w:tcW w:type="dxa" w:w="7427"/>
+            <w:vAlign w:val="center"/>
           </w:tcPr>
           <w:p>
+            <w:pPr>
+              <w:spacing w:after="0"/>
+            </w:pPr>
+            <w:r/>
             <w:r>
-              <w:t>Зафиксирован доказуемый канал отправки</w:t>
+              <w:rPr>
+                <w:b w:val="0"/>
+                <w:color w:val="262F37"/>
+                <w:sz w:val="18"/>
+              </w:rPr>
+              <w:t>Полное наименование, ИНН, адрес [___]</w:t>
+            </w:r>
+          </w:p>
+        </w:tc>
+      </w:tr>
+    </w:tbl>
+    <w:p>
+      <w:pPr>
+        <w:pStyle w:val="Heading1"/>
+        <w:keepNext/>
+        <w:pageBreakBefore w:val="0"/>
+      </w:pPr>
+      <w:r>
+        <w:t>Основание и ход событий</w:t>
+      </w:r>
+    </w:p>
+    <w:p>
+      <w:r>
+        <w:t>Выберите основание: □ п. 3 ст. 743 ГК РФ — сообщение о дополнительных работах, не учтённых в технической документации, и отсутствие ответа в установленный срок; □ п. 1 ст. 716 ГК РФ — обнаружено обстоятельство, требующее немедленного предупреждения заказчика и приостановки работы до его указаний. Для основания по ст. 716 ожидание десяти дней не применяется.</w:t>
+      </w:r>
+    </w:p>
+    <w:tbl>
+      <w:tblPr>
+        <w:tblStyle w:val="TableGrid"/>
+        <w:tblW w:type="auto" w:w="0"/>
+        <w:jc w:val="center"/>
+        <w:tblLayout w:type="fixed"/>
+        <w:tblLook w:firstColumn="1" w:firstRow="1" w:lastColumn="0" w:lastRow="0" w:noHBand="0" w:noVBand="1" w:val="04A0"/>
+      </w:tblPr>
+      <w:tblGrid>
+        <w:gridCol w:w="2268"/>
+        <w:gridCol w:w="7427"/>
+      </w:tblGrid>
+      <w:tr>
+        <w:trPr>
+          <w:cantSplit/>
+        </w:trPr>
+        <w:tc>
+          <w:tcPr>
+            <w:tcW w:type="dxa" w:w="2268"/>
+            <w:vAlign w:val="center"/>
+            <w:shd w:fill="F3F0E8"/>
+          </w:tcPr>
+          <w:p>
+            <w:pPr>
+              <w:spacing w:after="0"/>
+            </w:pPr>
+            <w:r/>
+            <w:r>
+              <w:rPr>
+                <w:b/>
+                <w:color w:val="262F37"/>
+                <w:sz w:val="18"/>
+              </w:rPr>
+              <w:t>Событие</w:t>
+            </w:r>
+          </w:p>
+        </w:tc>
+        <w:tc>
+          <w:tcPr>
+            <w:tcW w:type="dxa" w:w="7427"/>
+            <w:vAlign w:val="center"/>
+          </w:tcPr>
+          <w:p>
+            <w:pPr>
+              <w:spacing w:after="0"/>
+            </w:pPr>
+            <w:r/>
+            <w:r>
+              <w:rPr>
+                <w:b w:val="0"/>
+                <w:color w:val="262F37"/>
+                <w:sz w:val="18"/>
+              </w:rPr>
+              <w:t>Что обнаружено, дата, участок, влияние на исходную документацию [___]</w:t>
             </w:r>
           </w:p>
         </w:tc>
       </w:tr>
       <w:tr>
+        <w:trPr>
+          <w:cantSplit/>
+        </w:trPr>
         <w:tc>
           <w:tcPr>
-            <w:tcW w:type="dxa" w:w="1800"/>
+            <w:tcW w:type="dxa" w:w="2268"/>
+            <w:vAlign w:val="center"/>
+            <w:shd w:fill="F3F0E8"/>
           </w:tcPr>
           <w:p>
+            <w:pPr>
+              <w:spacing w:after="0"/>
+            </w:pPr>
+            <w:r/>
             <w:r>
-              <w:t>☐</w:t>
+              <w:rPr>
+                <w:b/>
+                <w:color w:val="262F37"/>
+                <w:sz w:val="18"/>
+              </w:rPr>
+              <w:t>Предупреждение</w:t>
             </w:r>
           </w:p>
         </w:tc>
         <w:tc>
           <w:tcPr>
-            <w:tcW w:type="dxa" w:w="7560"/>
+            <w:tcW w:type="dxa" w:w="7427"/>
+            <w:vAlign w:val="center"/>
           </w:tcPr>
           <w:p>
+            <w:pPr>
+              <w:spacing w:after="0"/>
+            </w:pPr>
+            <w:r/>
             <w:r>
-              <w:t>Юридически значимые формулировки проверены специалистом под объект</w:t>
+              <w:rPr>
+                <w:b w:val="0"/>
+                <w:color w:val="262F37"/>
+                <w:sz w:val="18"/>
+              </w:rPr>
+              <w:t>Уведомление 03 для ст. 743 / немедленное предупреждение для ст. 716: № [___] от [___], канал [___], подтверждение доставки [___]</w:t>
+            </w:r>
+          </w:p>
+        </w:tc>
+      </w:tr>
+      <w:tr>
+        <w:trPr>
+          <w:cantSplit/>
+        </w:trPr>
+        <w:tc>
+          <w:tcPr>
+            <w:tcW w:type="dxa" w:w="2268"/>
+            <w:vAlign w:val="center"/>
+            <w:shd w:fill="F3F0E8"/>
+          </w:tcPr>
+          <w:p>
+            <w:pPr>
+              <w:spacing w:after="0"/>
+            </w:pPr>
+            <w:r/>
+            <w:r>
+              <w:rPr>
+                <w:b/>
+                <w:color w:val="262F37"/>
+                <w:sz w:val="18"/>
+              </w:rPr>
+              <w:t>Ответ</w:t>
+            </w:r>
+          </w:p>
+        </w:tc>
+        <w:tc>
+          <w:tcPr>
+            <w:tcW w:type="dxa" w:w="7427"/>
+            <w:vAlign w:val="center"/>
+          </w:tcPr>
+          <w:p>
+            <w:pPr>
+              <w:spacing w:after="0"/>
+            </w:pPr>
+            <w:r/>
+            <w:r>
+              <w:rPr>
+                <w:b w:val="0"/>
+                <w:color w:val="262F37"/>
+                <w:sz w:val="18"/>
+              </w:rPr>
+              <w:t>Получен № [___] от [___] / ответ не получен по состоянию на [___]</w:t>
+            </w:r>
+          </w:p>
+        </w:tc>
+      </w:tr>
+      <w:tr>
+        <w:trPr>
+          <w:cantSplit/>
+        </w:trPr>
+        <w:tc>
+          <w:tcPr>
+            <w:tcW w:type="dxa" w:w="2268"/>
+            <w:vAlign w:val="center"/>
+            <w:shd w:fill="F3F0E8"/>
+          </w:tcPr>
+          <w:p>
+            <w:pPr>
+              <w:spacing w:after="0"/>
+            </w:pPr>
+            <w:r/>
+            <w:r>
+              <w:rPr>
+                <w:b/>
+                <w:color w:val="262F37"/>
+                <w:sz w:val="18"/>
+              </w:rPr>
+              <w:t>Срок</w:t>
+            </w:r>
+          </w:p>
+        </w:tc>
+        <w:tc>
+          <w:tcPr>
+            <w:tcW w:type="dxa" w:w="7427"/>
+            <w:vAlign w:val="center"/>
+          </w:tcPr>
+          <w:p>
+            <w:pPr>
+              <w:spacing w:after="0"/>
+            </w:pPr>
+            <w:r/>
+            <w:r>
+              <w:rPr>
+                <w:b w:val="0"/>
+                <w:color w:val="262F37"/>
+                <w:sz w:val="18"/>
+              </w:rPr>
+              <w:t>Для ст. 743: срок по договору [___] / десять дней по п. 3 при отсутствии иного срока [___]; для ст. 716 — немедленное предупреждение [___]</w:t>
+            </w:r>
+          </w:p>
+        </w:tc>
+      </w:tr>
+    </w:tbl>
+    <w:p>
+      <w:pPr>
+        <w:pStyle w:val="Heading1"/>
+        <w:keepNext/>
+        <w:pageBreakBefore w:val="0"/>
+      </w:pPr>
+      <w:r>
+        <w:t>Приостановка и сохранность</w:t>
+      </w:r>
+    </w:p>
+    <w:tbl>
+      <w:tblPr>
+        <w:tblStyle w:val="TableGrid"/>
+        <w:tblW w:type="auto" w:w="0"/>
+        <w:jc w:val="center"/>
+        <w:tblLayout w:type="fixed"/>
+        <w:tblLook w:firstColumn="1" w:firstRow="1" w:lastColumn="0" w:lastRow="0" w:noHBand="0" w:noVBand="1" w:val="04A0"/>
+      </w:tblPr>
+      <w:tblGrid>
+        <w:gridCol w:w="2268"/>
+        <w:gridCol w:w="7427"/>
+      </w:tblGrid>
+      <w:tr>
+        <w:trPr>
+          <w:cantSplit/>
+        </w:trPr>
+        <w:tc>
+          <w:tcPr>
+            <w:tcW w:type="dxa" w:w="2268"/>
+            <w:vAlign w:val="center"/>
+            <w:shd w:fill="F3F0E8"/>
+          </w:tcPr>
+          <w:p>
+            <w:pPr>
+              <w:spacing w:after="0"/>
+            </w:pPr>
+            <w:r/>
+            <w:r>
+              <w:rPr>
+                <w:b/>
+                <w:color w:val="262F37"/>
+                <w:sz w:val="18"/>
+              </w:rPr>
+              <w:t>Работы</w:t>
+            </w:r>
+          </w:p>
+        </w:tc>
+        <w:tc>
+          <w:tcPr>
+            <w:tcW w:type="dxa" w:w="7427"/>
+            <w:vAlign w:val="center"/>
+          </w:tcPr>
+          <w:p>
+            <w:pPr>
+              <w:spacing w:after="0"/>
+            </w:pPr>
+            <w:r/>
+            <w:r>
+              <w:rPr>
+                <w:b w:val="0"/>
+                <w:color w:val="262F37"/>
+                <w:sz w:val="18"/>
+              </w:rPr>
+              <w:t>Точные позиции и участок, которые приостанавливаются [___]</w:t>
+            </w:r>
+          </w:p>
+        </w:tc>
+      </w:tr>
+      <w:tr>
+        <w:trPr>
+          <w:cantSplit/>
+        </w:trPr>
+        <w:tc>
+          <w:tcPr>
+            <w:tcW w:type="dxa" w:w="2268"/>
+            <w:vAlign w:val="center"/>
+            <w:shd w:fill="F3F0E8"/>
+          </w:tcPr>
+          <w:p>
+            <w:pPr>
+              <w:spacing w:after="0"/>
+            </w:pPr>
+            <w:r/>
+            <w:r>
+              <w:rPr>
+                <w:b/>
+                <w:color w:val="262F37"/>
+                <w:sz w:val="18"/>
+              </w:rPr>
+              <w:t>Момент</w:t>
+            </w:r>
+          </w:p>
+        </w:tc>
+        <w:tc>
+          <w:tcPr>
+            <w:tcW w:type="dxa" w:w="7427"/>
+            <w:vAlign w:val="center"/>
+          </w:tcPr>
+          <w:p>
+            <w:pPr>
+              <w:spacing w:after="0"/>
+            </w:pPr>
+            <w:r/>
+            <w:r>
+              <w:rPr>
+                <w:b w:val="0"/>
+                <w:color w:val="262F37"/>
+                <w:sz w:val="18"/>
+              </w:rPr>
+              <w:t>Дата и время начала [___]; журнал 08, запись № [___]</w:t>
+            </w:r>
+          </w:p>
+        </w:tc>
+      </w:tr>
+      <w:tr>
+        <w:trPr>
+          <w:cantSplit/>
+        </w:trPr>
+        <w:tc>
+          <w:tcPr>
+            <w:tcW w:type="dxa" w:w="2268"/>
+            <w:vAlign w:val="center"/>
+            <w:shd w:fill="F3F0E8"/>
+          </w:tcPr>
+          <w:p>
+            <w:pPr>
+              <w:spacing w:after="0"/>
+            </w:pPr>
+            <w:r/>
+            <w:r>
+              <w:rPr>
+                <w:b/>
+                <w:color w:val="262F37"/>
+                <w:sz w:val="18"/>
+              </w:rPr>
+              <w:t>Иные работы</w:t>
+            </w:r>
+          </w:p>
+        </w:tc>
+        <w:tc>
+          <w:tcPr>
+            <w:tcW w:type="dxa" w:w="7427"/>
+            <w:vAlign w:val="center"/>
+          </w:tcPr>
+          <w:p>
+            <w:pPr>
+              <w:spacing w:after="0"/>
+            </w:pPr>
+            <w:r/>
+            <w:r>
+              <w:rPr>
+                <w:b w:val="0"/>
+                <w:color w:val="262F37"/>
+                <w:sz w:val="18"/>
+              </w:rPr>
+              <w:t>Работы, которые продолжаются по договору [___]</w:t>
+            </w:r>
+          </w:p>
+        </w:tc>
+      </w:tr>
+      <w:tr>
+        <w:trPr>
+          <w:cantSplit/>
+        </w:trPr>
+        <w:tc>
+          <w:tcPr>
+            <w:tcW w:type="dxa" w:w="2268"/>
+            <w:vAlign w:val="center"/>
+            <w:shd w:fill="F3F0E8"/>
+          </w:tcPr>
+          <w:p>
+            <w:pPr>
+              <w:spacing w:after="0"/>
+            </w:pPr>
+            <w:r/>
+            <w:r>
+              <w:rPr>
+                <w:b/>
+                <w:color w:val="262F37"/>
+                <w:sz w:val="18"/>
+              </w:rPr>
+              <w:t>Меры</w:t>
+            </w:r>
+          </w:p>
+        </w:tc>
+        <w:tc>
+          <w:tcPr>
+            <w:tcW w:type="dxa" w:w="7427"/>
+            <w:vAlign w:val="center"/>
+          </w:tcPr>
+          <w:p>
+            <w:pPr>
+              <w:spacing w:after="0"/>
+            </w:pPr>
+            <w:r/>
+            <w:r>
+              <w:rPr>
+                <w:b w:val="0"/>
+                <w:color w:val="262F37"/>
+                <w:sz w:val="18"/>
+              </w:rPr>
+              <w:t>Ограждение, защита, сохранность материалов / конструкции [___]</w:t>
+            </w:r>
+          </w:p>
+        </w:tc>
+      </w:tr>
+      <w:tr>
+        <w:trPr>
+          <w:cantSplit/>
+        </w:trPr>
+        <w:tc>
+          <w:tcPr>
+            <w:tcW w:type="dxa" w:w="2268"/>
+            <w:vAlign w:val="center"/>
+            <w:shd w:fill="F3F0E8"/>
+          </w:tcPr>
+          <w:p>
+            <w:pPr>
+              <w:spacing w:after="0"/>
+            </w:pPr>
+            <w:r/>
+            <w:r>
+              <w:rPr>
+                <w:b/>
+                <w:color w:val="262F37"/>
+                <w:sz w:val="18"/>
+              </w:rPr>
+              <w:t>Последствия</w:t>
+            </w:r>
+          </w:p>
+        </w:tc>
+        <w:tc>
+          <w:tcPr>
+            <w:tcW w:type="dxa" w:w="7427"/>
+            <w:vAlign w:val="center"/>
+          </w:tcPr>
+          <w:p>
+            <w:pPr>
+              <w:spacing w:after="0"/>
+            </w:pPr>
+            <w:r/>
+            <w:r>
+              <w:rPr>
+                <w:b w:val="0"/>
+                <w:color w:val="262F37"/>
+                <w:sz w:val="18"/>
+              </w:rPr>
+              <w:t>Ресурсы в простое, расчёт расходов и влияния на срок, документы [___]</w:t>
             </w:r>
           </w:p>
         </w:tc>
@@ -236,56 +736,298 @@
     </w:tbl>
     <w:p>
       <w:r>
-        <w:t>Важно: шаблон не заменяет анализ договора, проектной документации и обстоятельств конкретного объекта.</w:t>
+        <w:t>Просим сообщить решение по объёму, стоимости и дальнейшему выполнению соответствующих работ. Подтверждение возобновления: документ № [___] от [___], ответственный [___].</w:t>
       </w:r>
     </w:p>
+    <w:p>
+      <w:pPr>
+        <w:pStyle w:val="Heading1"/>
+        <w:keepNext/>
+        <w:pageBreakBefore w:val="0"/>
+      </w:pPr>
+      <w:r>
+        <w:t>Приложения</w:t>
+      </w:r>
+    </w:p>
+    <w:p>
+      <w:r>
+        <w:t>Уведомление 03 или немедленное предупреждение по выбранному основанию, подтверждение доставки, журнал 08, фото, переписка, расчёт и график: перечень с номерами и датами [___].</w:t>
+      </w:r>
+    </w:p>
+    <w:p>
+      <w:pPr>
+        <w:pStyle w:val="Heading1"/>
+        <w:keepNext/>
+        <w:pageBreakBefore w:val="0"/>
+      </w:pPr>
+      <w:r>
+        <w:t>Направление и подписи</w:t>
+      </w:r>
+    </w:p>
+    <w:tbl>
+      <w:tblPr>
+        <w:tblStyle w:val="TableGrid"/>
+        <w:tblW w:type="auto" w:w="0"/>
+        <w:jc w:val="center"/>
+        <w:tblLayout w:type="fixed"/>
+        <w:tblLook w:firstColumn="1" w:firstRow="1" w:lastColumn="0" w:lastRow="0" w:noHBand="0" w:noVBand="1" w:val="04A0"/>
+      </w:tblPr>
+      <w:tblGrid>
+        <w:gridCol w:w="2268"/>
+        <w:gridCol w:w="7427"/>
+      </w:tblGrid>
+      <w:tr>
+        <w:trPr>
+          <w:cantSplit/>
+        </w:trPr>
+        <w:tc>
+          <w:tcPr>
+            <w:tcW w:type="dxa" w:w="2268"/>
+            <w:vAlign w:val="center"/>
+            <w:shd w:fill="F3F0E8"/>
+          </w:tcPr>
+          <w:p>
+            <w:pPr>
+              <w:spacing w:after="0"/>
+            </w:pPr>
+            <w:r/>
+            <w:r>
+              <w:rPr>
+                <w:b/>
+                <w:color w:val="262F37"/>
+                <w:sz w:val="18"/>
+              </w:rPr>
+              <w:t>Передача</w:t>
+            </w:r>
+          </w:p>
+        </w:tc>
+        <w:tc>
+          <w:tcPr>
+            <w:tcW w:type="dxa" w:w="7427"/>
+            <w:vAlign w:val="center"/>
+          </w:tcPr>
+          <w:p>
+            <w:pPr>
+              <w:spacing w:after="0"/>
+            </w:pPr>
+            <w:r/>
+            <w:r>
+              <w:rPr>
+                <w:b w:val="0"/>
+                <w:color w:val="262F37"/>
+                <w:sz w:val="18"/>
+              </w:rPr>
+              <w:t>Канал [___], адресат [___], дата [___], подтверждение доставки [___]</w:t>
+            </w:r>
+          </w:p>
+        </w:tc>
+      </w:tr>
+      <w:tr>
+        <w:trPr>
+          <w:cantSplit/>
+        </w:trPr>
+        <w:tc>
+          <w:tcPr>
+            <w:tcW w:type="dxa" w:w="2268"/>
+            <w:vAlign w:val="center"/>
+            <w:shd w:fill="F3F0E8"/>
+          </w:tcPr>
+          <w:p>
+            <w:pPr>
+              <w:spacing w:after="0"/>
+            </w:pPr>
+            <w:r/>
+            <w:r>
+              <w:rPr>
+                <w:b/>
+                <w:color w:val="262F37"/>
+                <w:sz w:val="18"/>
+              </w:rPr>
+              <w:t>Ответ</w:t>
+            </w:r>
+          </w:p>
+        </w:tc>
+        <w:tc>
+          <w:tcPr>
+            <w:tcW w:type="dxa" w:w="7427"/>
+            <w:vAlign w:val="center"/>
+          </w:tcPr>
+          <w:p>
+            <w:pPr>
+              <w:spacing w:after="0"/>
+            </w:pPr>
+            <w:r/>
+            <w:r>
+              <w:rPr>
+                <w:b w:val="0"/>
+                <w:color w:val="262F37"/>
+                <w:sz w:val="18"/>
+              </w:rPr>
+              <w:t>Дата [___], входящий № / письмо [___], приложен к делу объекта [___]</w:t>
+            </w:r>
+          </w:p>
+        </w:tc>
+      </w:tr>
+    </w:tbl>
+    <w:tbl>
+      <w:tblPr>
+        <w:tblStyle w:val="TableGrid"/>
+        <w:tblW w:type="auto" w:w="0"/>
+        <w:jc w:val="center"/>
+        <w:tblLayout w:type="fixed"/>
+        <w:tblLook w:firstColumn="1" w:firstRow="1" w:lastColumn="0" w:lastRow="0" w:noHBand="0" w:noVBand="1" w:val="04A0"/>
+      </w:tblPr>
+      <w:tblGrid>
+        <w:gridCol w:w="2268"/>
+        <w:gridCol w:w="7427"/>
+      </w:tblGrid>
+      <w:tr>
+        <w:trPr>
+          <w:cantSplit/>
+        </w:trPr>
+        <w:tc>
+          <w:tcPr>
+            <w:tcW w:type="dxa" w:w="2268"/>
+            <w:vAlign w:val="center"/>
+            <w:shd w:fill="F3F0E8"/>
+          </w:tcPr>
+          <w:p>
+            <w:pPr>
+              <w:spacing w:after="0"/>
+            </w:pPr>
+            <w:r/>
+            <w:r>
+              <w:rPr>
+                <w:b/>
+                <w:color w:val="262F37"/>
+                <w:sz w:val="18"/>
+              </w:rPr>
+              <w:t>Подрядчик</w:t>
+            </w:r>
+          </w:p>
+        </w:tc>
+        <w:tc>
+          <w:tcPr>
+            <w:tcW w:type="dxa" w:w="7427"/>
+            <w:vAlign w:val="center"/>
+          </w:tcPr>
+          <w:p>
+            <w:pPr>
+              <w:spacing w:after="0"/>
+            </w:pPr>
+            <w:r/>
+            <w:r>
+              <w:rPr>
+                <w:b w:val="0"/>
+                <w:color w:val="262F37"/>
+                <w:sz w:val="18"/>
+              </w:rPr>
+              <w:t>Должность, Ф. И. О., основание полномочий [___]</w:t>
+            </w:r>
+          </w:p>
+        </w:tc>
+      </w:tr>
+      <w:tr>
+        <w:trPr>
+          <w:cantSplit/>
+        </w:trPr>
+        <w:tc>
+          <w:tcPr>
+            <w:tcW w:type="dxa" w:w="2268"/>
+            <w:vAlign w:val="center"/>
+            <w:shd w:fill="F3F0E8"/>
+          </w:tcPr>
+          <w:p>
+            <w:pPr>
+              <w:spacing w:after="0"/>
+            </w:pPr>
+            <w:r/>
+            <w:r>
+              <w:rPr>
+                <w:b/>
+                <w:color w:val="262F37"/>
+                <w:sz w:val="18"/>
+              </w:rPr>
+              <w:t>Подпись</w:t>
+            </w:r>
+          </w:p>
+        </w:tc>
+        <w:tc>
+          <w:tcPr>
+            <w:tcW w:type="dxa" w:w="7427"/>
+            <w:vAlign w:val="center"/>
+          </w:tcPr>
+          <w:p>
+            <w:pPr>
+              <w:spacing w:after="0"/>
+            </w:pPr>
+            <w:r/>
+            <w:r>
+              <w:rPr>
+                <w:b w:val="0"/>
+                <w:color w:val="262F37"/>
+                <w:sz w:val="18"/>
+              </w:rPr>
+              <w:t>[___]  Дата подписания [___]</w:t>
+            </w:r>
+          </w:p>
+        </w:tc>
+      </w:tr>
+      <w:tr>
+        <w:trPr>
+          <w:cantSplit/>
+        </w:trPr>
+        <w:tc>
+          <w:tcPr>
+            <w:tcW w:type="dxa" w:w="2268"/>
+            <w:vAlign w:val="center"/>
+            <w:shd w:fill="F3F0E8"/>
+          </w:tcPr>
+          <w:p>
+            <w:pPr>
+              <w:spacing w:after="0"/>
+            </w:pPr>
+            <w:r/>
+            <w:r>
+              <w:rPr>
+                <w:b/>
+                <w:color w:val="262F37"/>
+                <w:sz w:val="18"/>
+              </w:rPr>
+              <w:t>Получение</w:t>
+            </w:r>
+          </w:p>
+        </w:tc>
+        <w:tc>
+          <w:tcPr>
+            <w:tcW w:type="dxa" w:w="7427"/>
+            <w:vAlign w:val="center"/>
+          </w:tcPr>
+          <w:p>
+            <w:pPr>
+              <w:spacing w:after="0"/>
+            </w:pPr>
+            <w:r/>
+            <w:r>
+              <w:rPr>
+                <w:b w:val="0"/>
+                <w:color w:val="262F37"/>
+                <w:sz w:val="18"/>
+              </w:rPr>
+              <w:t>Отметка заказчика / входящий № [___] или отдельное подтверждение доставки [___]</w:t>
+            </w:r>
+          </w:p>
+        </w:tc>
+      </w:tr>
+    </w:tbl>
     <w:sectPr>
-      <w:headerReference w:type="default" r:id="rId9"/>
-      <w:footerReference w:type="default" r:id="rId10"/>
-      <w:pgSz w:w="12240" w:h="15840"/>
-      <w:pgMar w:top="1440" w:right="1440" w:bottom="1440" w:left="1440" w:header="708" w:footer="708" w:gutter="0"/>
+      <w:pgSz w:w="11906" w:h="16838"/>
+      <w:pgMar w:top="964" w:right="1020" w:bottom="964" w:left="1020" w:header="720" w:footer="720" w:gutter="0"/>
       <w:cols w:space="720"/>
       <w:docGrid w:linePitch="360"/>
     </w:sectPr>
   </w:body>
 </w:document>
-</file>
-
-<file path=word/footer1.xml><?xml version="1.0" encoding="utf-8"?>
-<w:ftr xmlns:m="http://schemas.openxmlformats.org/officeDocument/2006/math" xmlns:mc="http://schemas.openxmlformats.org/markup-compatibility/2006" xmlns:mo="http://schemas.microsoft.com/office/mac/office/2008/main" xmlns:mv="urn:schemas-microsoft-com:mac:vml" xmlns:o="urn:schemas-microsoft-com:office:office" xmlns:r="http://schemas.openxmlformats.org/officeDocument/2006/relationships" xmlns:v="urn:schemas-microsoft-com:vml" xmlns:w10="urn:schemas-microsoft-com:office:word" xmlns:w14="http://schemas.microsoft.com/office/word/2010/wordml" xmlns:w="http://schemas.openxmlformats.org/wordprocessingml/2006/main" xmlns:wne="http://schemas.microsoft.com/office/word/2006/wordml" xmlns:wp14="http://schemas.microsoft.com/office/word/2010/wordprocessingDrawing" xmlns:wp="http://schemas.openxmlformats.org/drawingml/2006/wordprocessingDrawing" xmlns:wpc="http://schemas.microsoft.com/office/word/2010/wordprocessingCanvas" xmlns:wpg="http://schemas.microsoft.com/office/word/2010/wordprocessingGroup" xmlns:wpi="http://schemas.microsoft.com/office/word/2010/wordprocessingInk" xmlns:wps="http://schemas.microsoft.com/office/word/2010/wordprocessingShape" mc:Ignorable="w14 wp14">
-  <w:p>
-    <w:pPr>
-      <w:pStyle w:val="Footer"/>
-      <w:jc w:val="center"/>
-    </w:pPr>
-    <w:r>
-      <w:rPr>
-        <w:rFonts w:ascii="Arial" w:hAnsi="Arial"/>
-        <w:color w:val="787878"/>
-        <w:sz w:val="16"/>
-      </w:rPr>
-      <w:t>Письмо о приостановке / невозможности продолжения  •  версия 21.07.2026  •  marzhavbetone.ru</w:t>
-    </w:r>
-  </w:p>
-</w:ftr>
-</file>
-
-<file path=word/header1.xml><?xml version="1.0" encoding="utf-8"?>
-<w:hdr xmlns:m="http://schemas.openxmlformats.org/officeDocument/2006/math" xmlns:mc="http://schemas.openxmlformats.org/markup-compatibility/2006" xmlns:mo="http://schemas.microsoft.com/office/mac/office/2008/main" xmlns:mv="urn:schemas-microsoft-com:mac:vml" xmlns:o="urn:schemas-microsoft-com:office:office" xmlns:r="http://schemas.openxmlformats.org/officeDocument/2006/relationships" xmlns:v="urn:schemas-microsoft-com:vml" xmlns:w10="urn:schemas-microsoft-com:office:word" xmlns:w14="http://schemas.microsoft.com/office/word/2010/wordml" xmlns:w="http://schemas.openxmlformats.org/wordprocessingml/2006/main" xmlns:wne="http://schemas.microsoft.com/office/word/2006/wordml" xmlns:wp14="http://schemas.microsoft.com/office/word/2010/wordprocessingDrawing" xmlns:wp="http://schemas.openxmlformats.org/drawingml/2006/wordprocessingDrawing" xmlns:wpc="http://schemas.microsoft.com/office/word/2010/wordprocessingCanvas" xmlns:wpg="http://schemas.microsoft.com/office/word/2010/wordprocessingGroup" xmlns:wpi="http://schemas.microsoft.com/office/word/2010/wordprocessingInk" xmlns:wps="http://schemas.microsoft.com/office/word/2010/wordprocessingShape" mc:Ignorable="w14 wp14">
-  <w:p>
-    <w:pPr>
-      <w:pStyle w:val="Header"/>
-    </w:pPr>
-    <w:r>
-      <w:rPr>
-        <w:rFonts w:ascii="Arial" w:hAnsi="Arial"/>
-        <w:color w:val="646464"/>
-        <w:sz w:val="16"/>
-      </w:rPr>
-      <w:t>МАРЖА В БЕТОНЕ  /  РАБОЧИЙ ШАБЛОН</w:t>
-    </w:r>
-  </w:p>
-</w:hdr>
 </file>
 
 <file path=word/numbering.xml><?xml version="1.0" encoding="utf-8"?>
@@ -652,11 +1394,12 @@
     <w:qFormat/>
     <w:rsid w:val="00FC693F"/>
     <w:pPr>
-      <w:spacing w:after="120" w:line="300" w:lineRule="auto"/>
+      <w:spacing w:after="100"/>
     </w:pPr>
     <w:rPr>
-      <w:rFonts w:ascii="Arial" w:hAnsi="Arial"/>
-      <w:sz w:val="22"/>
+      <w:rFonts w:ascii="Times New Roman" w:hAnsi="Times New Roman"/>
+      <w:color w:val="262F37"/>
+      <w:sz w:val="21"/>
     </w:rPr>
   </w:style>
   <w:style w:type="paragraph" w:styleId="Header">
@@ -714,15 +1457,15 @@
     <w:pPr>
       <w:keepNext/>
       <w:keepLines/>
-      <w:spacing w:before="360" w:after="200"/>
+      <w:spacing w:before="180" w:after="100"/>
       <w:outlineLvl w:val="0"/>
     </w:pPr>
     <w:rPr>
-      <w:rFonts w:asciiTheme="majorHAnsi" w:eastAsiaTheme="majorEastAsia" w:hAnsiTheme="majorHAnsi" w:cstheme="majorBidi" w:ascii="Arial" w:hAnsi="Arial"/>
+      <w:rFonts w:asciiTheme="majorHAnsi" w:eastAsiaTheme="majorEastAsia" w:hAnsiTheme="majorHAnsi" w:cstheme="majorBidi" w:ascii="Times New Roman" w:hAnsi="Times New Roman"/>
       <w:b/>
       <w:bCs/>
-      <w:color w:val="2E74B5"/>
-      <w:sz w:val="32"/>
+      <w:color w:val="8E6F32"/>
+      <w:sz w:val="24"/>
       <w:szCs w:val="28"/>
     </w:rPr>
   </w:style>
@@ -738,14 +1481,14 @@
     <w:pPr>
       <w:keepNext/>
       <w:keepLines/>
-      <w:spacing w:before="280" w:after="140"/>
+      <w:spacing w:before="200" w:after="0"/>
       <w:outlineLvl w:val="1"/>
     </w:pPr>
     <w:rPr>
-      <w:rFonts w:asciiTheme="majorHAnsi" w:eastAsiaTheme="majorEastAsia" w:hAnsiTheme="majorHAnsi" w:cstheme="majorBidi" w:ascii="Arial" w:hAnsi="Arial"/>
+      <w:rFonts w:asciiTheme="majorHAnsi" w:eastAsiaTheme="majorEastAsia" w:hAnsiTheme="majorHAnsi" w:cstheme="majorBidi"/>
       <w:b/>
       <w:bCs/>
-      <w:color w:val="2E74B5"/>
+      <w:color w:val="4F81BD" w:themeColor="accent1"/>
       <w:sz w:val="26"/>
       <w:szCs w:val="26"/>
     </w:rPr>
@@ -1000,18 +1743,16 @@
     <w:qFormat/>
     <w:rsid w:val="00FC693F"/>
     <w:pPr>
-      <w:pBdr>
-        <w:bottom w:val="single" w:sz="8" w:space="4" w:color="4F81BD" w:themeColor="accent1"/>
-      </w:pBdr>
-      <w:spacing w:after="240" w:line="240" w:lineRule="auto" w:before="0"/>
+      <w:spacing w:after="180" w:line="240" w:lineRule="auto"/>
       <w:contextualSpacing/>
     </w:pPr>
     <w:rPr>
-      <w:rFonts w:asciiTheme="majorHAnsi" w:eastAsiaTheme="majorEastAsia" w:hAnsiTheme="majorHAnsi" w:cstheme="majorBidi" w:ascii="Arial" w:hAnsi="Arial"/>
-      <w:color w:val="242629"/>
+      <w:rFonts w:asciiTheme="majorHAnsi" w:eastAsiaTheme="majorEastAsia" w:hAnsiTheme="majorHAnsi" w:cstheme="majorBidi" w:ascii="Times New Roman" w:hAnsi="Times New Roman"/>
+      <w:b/>
+      <w:color w:val="000000"/>
       <w:spacing w:val="5"/>
       <w:kern w:val="28"/>
-      <w:sz w:val="50"/>
+      <w:sz w:val="34"/>
       <w:szCs w:val="52"/>
     </w:rPr>
   </w:style>

--- a/products-storage/02-dopraboty-bez-poter/06-pismo-o-priostanovke.docx
+++ b/products-storage/02-dopraboty-bez-poter/06-pismo-o-priostanovke.docx
@@ -8,12 +8,11 @@
         <w:jc w:val="left"/>
       </w:pPr>
       <w:r>
+        <w:rPr>
+          <w:rFonts w:ascii="Arial" w:hAnsi="Arial"/>
+          <w:color w:val="AE8031"/>
+        </w:rPr>
         <w:t>Уведомление о приостановке соответствующих работ</w:t>
-      </w:r>
-    </w:p>
-    <w:p>
-      <w:r>
-        <w:t>Зафиксируйте конкретный участок и препятствие, какие работы затронуты и какие меры приняты для сохранности объекта. Направьте заказчику документ с доказательством доставки.</w:t>
       </w:r>
     </w:p>
     <w:p>
@@ -23,6 +22,9 @@
         <w:pageBreakBefore w:val="0"/>
       </w:pPr>
       <w:r>
+        <w:rPr>
+          <w:rFonts w:ascii="Arial" w:hAnsi="Arial"/>
+        </w:rPr>
         <w:t>Реквизиты</w:t>
       </w:r>
     </w:p>
@@ -55,6 +57,7 @@
             <w:r/>
             <w:r>
               <w:rPr>
+                <w:rFonts w:ascii="Arial" w:hAnsi="Arial"/>
                 <w:b/>
                 <w:color w:val="262F37"/>
                 <w:sz w:val="18"/>
@@ -75,6 +78,7 @@
             <w:r/>
             <w:r>
               <w:rPr>
+                <w:rFonts w:ascii="Arial" w:hAnsi="Arial"/>
                 <w:b w:val="0"/>
                 <w:color w:val="262F37"/>
                 <w:sz w:val="18"/>
@@ -101,6 +105,7 @@
             <w:r/>
             <w:r>
               <w:rPr>
+                <w:rFonts w:ascii="Arial" w:hAnsi="Arial"/>
                 <w:b/>
                 <w:color w:val="262F37"/>
                 <w:sz w:val="18"/>
@@ -121,6 +126,7 @@
             <w:r/>
             <w:r>
               <w:rPr>
+                <w:rFonts w:ascii="Arial" w:hAnsi="Arial"/>
                 <w:b w:val="0"/>
                 <w:color w:val="262F37"/>
                 <w:sz w:val="18"/>
@@ -147,6 +153,7 @@
             <w:r/>
             <w:r>
               <w:rPr>
+                <w:rFonts w:ascii="Arial" w:hAnsi="Arial"/>
                 <w:b/>
                 <w:color w:val="262F37"/>
                 <w:sz w:val="18"/>
@@ -167,6 +174,7 @@
             <w:r/>
             <w:r>
               <w:rPr>
+                <w:rFonts w:ascii="Arial" w:hAnsi="Arial"/>
                 <w:b w:val="0"/>
                 <w:color w:val="262F37"/>
                 <w:sz w:val="18"/>
@@ -193,6 +201,7 @@
             <w:r/>
             <w:r>
               <w:rPr>
+                <w:rFonts w:ascii="Arial" w:hAnsi="Arial"/>
                 <w:b/>
                 <w:color w:val="262F37"/>
                 <w:sz w:val="18"/>
@@ -213,6 +222,7 @@
             <w:r/>
             <w:r>
               <w:rPr>
+                <w:rFonts w:ascii="Arial" w:hAnsi="Arial"/>
                 <w:b w:val="0"/>
                 <w:color w:val="262F37"/>
                 <w:sz w:val="18"/>
@@ -239,6 +249,7 @@
             <w:r/>
             <w:r>
               <w:rPr>
+                <w:rFonts w:ascii="Arial" w:hAnsi="Arial"/>
                 <w:b/>
                 <w:color w:val="262F37"/>
                 <w:sz w:val="18"/>
@@ -259,6 +270,7 @@
             <w:r/>
             <w:r>
               <w:rPr>
+                <w:rFonts w:ascii="Arial" w:hAnsi="Arial"/>
                 <w:b w:val="0"/>
                 <w:color w:val="262F37"/>
                 <w:sz w:val="18"/>
@@ -276,11 +288,17 @@
         <w:pageBreakBefore w:val="0"/>
       </w:pPr>
       <w:r>
+        <w:rPr>
+          <w:rFonts w:ascii="Arial" w:hAnsi="Arial"/>
+        </w:rPr>
         <w:t>Основание и ход событий</w:t>
       </w:r>
     </w:p>
     <w:p>
       <w:r>
+        <w:rPr>
+          <w:rFonts w:ascii="Arial" w:hAnsi="Arial"/>
+        </w:rPr>
         <w:t>Выберите основание: □ п. 3 ст. 743 ГК РФ — сообщение о дополнительных работах, не учтённых в технической документации, и отсутствие ответа в установленный срок; □ п. 1 ст. 716 ГК РФ — обнаружено обстоятельство, требующее немедленного предупреждения заказчика и приостановки работы до его указаний. Для основания по ст. 716 ожидание десяти дней не применяется.</w:t>
       </w:r>
     </w:p>
@@ -313,6 +331,7 @@
             <w:r/>
             <w:r>
               <w:rPr>
+                <w:rFonts w:ascii="Arial" w:hAnsi="Arial"/>
                 <w:b/>
                 <w:color w:val="262F37"/>
                 <w:sz w:val="18"/>
@@ -333,6 +352,7 @@
             <w:r/>
             <w:r>
               <w:rPr>
+                <w:rFonts w:ascii="Arial" w:hAnsi="Arial"/>
                 <w:b w:val="0"/>
                 <w:color w:val="262F37"/>
                 <w:sz w:val="18"/>
@@ -359,6 +379,7 @@
             <w:r/>
             <w:r>
               <w:rPr>
+                <w:rFonts w:ascii="Arial" w:hAnsi="Arial"/>
                 <w:b/>
                 <w:color w:val="262F37"/>
                 <w:sz w:val="18"/>
@@ -379,6 +400,7 @@
             <w:r/>
             <w:r>
               <w:rPr>
+                <w:rFonts w:ascii="Arial" w:hAnsi="Arial"/>
                 <w:b w:val="0"/>
                 <w:color w:val="262F37"/>
                 <w:sz w:val="18"/>
@@ -405,6 +427,7 @@
             <w:r/>
             <w:r>
               <w:rPr>
+                <w:rFonts w:ascii="Arial" w:hAnsi="Arial"/>
                 <w:b/>
                 <w:color w:val="262F37"/>
                 <w:sz w:val="18"/>
@@ -425,6 +448,7 @@
             <w:r/>
             <w:r>
               <w:rPr>
+                <w:rFonts w:ascii="Arial" w:hAnsi="Arial"/>
                 <w:b w:val="0"/>
                 <w:color w:val="262F37"/>
                 <w:sz w:val="18"/>
@@ -451,6 +475,7 @@
             <w:r/>
             <w:r>
               <w:rPr>
+                <w:rFonts w:ascii="Arial" w:hAnsi="Arial"/>
                 <w:b/>
                 <w:color w:val="262F37"/>
                 <w:sz w:val="18"/>
@@ -471,6 +496,7 @@
             <w:r/>
             <w:r>
               <w:rPr>
+                <w:rFonts w:ascii="Arial" w:hAnsi="Arial"/>
                 <w:b w:val="0"/>
                 <w:color w:val="262F37"/>
                 <w:sz w:val="18"/>
@@ -488,6 +514,9 @@
         <w:pageBreakBefore w:val="0"/>
       </w:pPr>
       <w:r>
+        <w:rPr>
+          <w:rFonts w:ascii="Arial" w:hAnsi="Arial"/>
+        </w:rPr>
         <w:t>Приостановка и сохранность</w:t>
       </w:r>
     </w:p>
@@ -520,6 +549,7 @@
             <w:r/>
             <w:r>
               <w:rPr>
+                <w:rFonts w:ascii="Arial" w:hAnsi="Arial"/>
                 <w:b/>
                 <w:color w:val="262F37"/>
                 <w:sz w:val="18"/>
@@ -540,6 +570,7 @@
             <w:r/>
             <w:r>
               <w:rPr>
+                <w:rFonts w:ascii="Arial" w:hAnsi="Arial"/>
                 <w:b w:val="0"/>
                 <w:color w:val="262F37"/>
                 <w:sz w:val="18"/>
@@ -566,6 +597,7 @@
             <w:r/>
             <w:r>
               <w:rPr>
+                <w:rFonts w:ascii="Arial" w:hAnsi="Arial"/>
                 <w:b/>
                 <w:color w:val="262F37"/>
                 <w:sz w:val="18"/>
@@ -586,6 +618,7 @@
             <w:r/>
             <w:r>
               <w:rPr>
+                <w:rFonts w:ascii="Arial" w:hAnsi="Arial"/>
                 <w:b w:val="0"/>
                 <w:color w:val="262F37"/>
                 <w:sz w:val="18"/>
@@ -612,6 +645,7 @@
             <w:r/>
             <w:r>
               <w:rPr>
+                <w:rFonts w:ascii="Arial" w:hAnsi="Arial"/>
                 <w:b/>
                 <w:color w:val="262F37"/>
                 <w:sz w:val="18"/>
@@ -632,6 +666,7 @@
             <w:r/>
             <w:r>
               <w:rPr>
+                <w:rFonts w:ascii="Arial" w:hAnsi="Arial"/>
                 <w:b w:val="0"/>
                 <w:color w:val="262F37"/>
                 <w:sz w:val="18"/>
@@ -658,6 +693,7 @@
             <w:r/>
             <w:r>
               <w:rPr>
+                <w:rFonts w:ascii="Arial" w:hAnsi="Arial"/>
                 <w:b/>
                 <w:color w:val="262F37"/>
                 <w:sz w:val="18"/>
@@ -678,6 +714,7 @@
             <w:r/>
             <w:r>
               <w:rPr>
+                <w:rFonts w:ascii="Arial" w:hAnsi="Arial"/>
                 <w:b w:val="0"/>
                 <w:color w:val="262F37"/>
                 <w:sz w:val="18"/>
@@ -704,6 +741,7 @@
             <w:r/>
             <w:r>
               <w:rPr>
+                <w:rFonts w:ascii="Arial" w:hAnsi="Arial"/>
                 <w:b/>
                 <w:color w:val="262F37"/>
                 <w:sz w:val="18"/>
@@ -724,6 +762,7 @@
             <w:r/>
             <w:r>
               <w:rPr>
+                <w:rFonts w:ascii="Arial" w:hAnsi="Arial"/>
                 <w:b w:val="0"/>
                 <w:color w:val="262F37"/>
                 <w:sz w:val="18"/>
@@ -736,6 +775,9 @@
     </w:tbl>
     <w:p>
       <w:r>
+        <w:rPr>
+          <w:rFonts w:ascii="Arial" w:hAnsi="Arial"/>
+        </w:rPr>
         <w:t>Просим сообщить решение по объёму, стоимости и дальнейшему выполнению соответствующих работ. Подтверждение возобновления: документ № [___] от [___], ответственный [___].</w:t>
       </w:r>
     </w:p>
@@ -746,11 +788,17 @@
         <w:pageBreakBefore w:val="0"/>
       </w:pPr>
       <w:r>
+        <w:rPr>
+          <w:rFonts w:ascii="Arial" w:hAnsi="Arial"/>
+        </w:rPr>
         <w:t>Приложения</w:t>
       </w:r>
     </w:p>
     <w:p>
       <w:r>
+        <w:rPr>
+          <w:rFonts w:ascii="Arial" w:hAnsi="Arial"/>
+        </w:rPr>
         <w:t>Уведомление 03 или немедленное предупреждение по выбранному основанию, подтверждение доставки, журнал 08, фото, переписка, расчёт и график: перечень с номерами и датами [___].</w:t>
       </w:r>
     </w:p>
@@ -761,6 +809,9 @@
         <w:pageBreakBefore w:val="0"/>
       </w:pPr>
       <w:r>
+        <w:rPr>
+          <w:rFonts w:ascii="Arial" w:hAnsi="Arial"/>
+        </w:rPr>
         <w:t>Направление и подписи</w:t>
       </w:r>
     </w:p>
@@ -793,6 +844,7 @@
             <w:r/>
             <w:r>
               <w:rPr>
+                <w:rFonts w:ascii="Arial" w:hAnsi="Arial"/>
                 <w:b/>
                 <w:color w:val="262F37"/>
                 <w:sz w:val="18"/>
@@ -813,6 +865,7 @@
             <w:r/>
             <w:r>
               <w:rPr>
+                <w:rFonts w:ascii="Arial" w:hAnsi="Arial"/>
                 <w:b w:val="0"/>
                 <w:color w:val="262F37"/>
                 <w:sz w:val="18"/>
@@ -839,6 +892,7 @@
             <w:r/>
             <w:r>
               <w:rPr>
+                <w:rFonts w:ascii="Arial" w:hAnsi="Arial"/>
                 <w:b/>
                 <w:color w:val="262F37"/>
                 <w:sz w:val="18"/>
@@ -859,6 +913,7 @@
             <w:r/>
             <w:r>
               <w:rPr>
+                <w:rFonts w:ascii="Arial" w:hAnsi="Arial"/>
                 <w:b w:val="0"/>
                 <w:color w:val="262F37"/>
                 <w:sz w:val="18"/>
@@ -898,6 +953,7 @@
             <w:r/>
             <w:r>
               <w:rPr>
+                <w:rFonts w:ascii="Arial" w:hAnsi="Arial"/>
                 <w:b/>
                 <w:color w:val="262F37"/>
                 <w:sz w:val="18"/>
@@ -918,6 +974,7 @@
             <w:r/>
             <w:r>
               <w:rPr>
+                <w:rFonts w:ascii="Arial" w:hAnsi="Arial"/>
                 <w:b w:val="0"/>
                 <w:color w:val="262F37"/>
                 <w:sz w:val="18"/>
@@ -944,6 +1001,7 @@
             <w:r/>
             <w:r>
               <w:rPr>
+                <w:rFonts w:ascii="Arial" w:hAnsi="Arial"/>
                 <w:b/>
                 <w:color w:val="262F37"/>
                 <w:sz w:val="18"/>
@@ -964,6 +1022,7 @@
             <w:r/>
             <w:r>
               <w:rPr>
+                <w:rFonts w:ascii="Arial" w:hAnsi="Arial"/>
                 <w:b w:val="0"/>
                 <w:color w:val="262F37"/>
                 <w:sz w:val="18"/>
@@ -990,6 +1049,7 @@
             <w:r/>
             <w:r>
               <w:rPr>
+                <w:rFonts w:ascii="Arial" w:hAnsi="Arial"/>
                 <w:b/>
                 <w:color w:val="262F37"/>
                 <w:sz w:val="18"/>
@@ -1010,6 +1070,7 @@
             <w:r/>
             <w:r>
               <w:rPr>
+                <w:rFonts w:ascii="Arial" w:hAnsi="Arial"/>
                 <w:b w:val="0"/>
                 <w:color w:val="262F37"/>
                 <w:sz w:val="18"/>
@@ -1021,6 +1082,8 @@
       </w:tr>
     </w:tbl>
     <w:sectPr>
+      <w:headerReference w:type="default" r:id="rId9"/>
+      <w:footerReference w:type="default" r:id="rId10"/>
       <w:pgSz w:w="11906" w:h="16838"/>
       <w:pgMar w:top="964" w:right="1020" w:bottom="964" w:left="1020" w:header="720" w:footer="720" w:gutter="0"/>
       <w:cols w:space="720"/>
@@ -1028,6 +1091,26 @@
     </w:sectPr>
   </w:body>
 </w:document>
+</file>
+
+<file path=word/footer1.xml><?xml version="1.0" encoding="utf-8"?>
+<w:ftr xmlns:m="http://schemas.openxmlformats.org/officeDocument/2006/math" xmlns:mc="http://schemas.openxmlformats.org/markup-compatibility/2006" xmlns:mo="http://schemas.microsoft.com/office/mac/office/2008/main" xmlns:mv="urn:schemas-microsoft-com:mac:vml" xmlns:o="urn:schemas-microsoft-com:office:office" xmlns:r="http://schemas.openxmlformats.org/officeDocument/2006/relationships" xmlns:v="urn:schemas-microsoft-com:vml" xmlns:w10="urn:schemas-microsoft-com:office:word" xmlns:w14="http://schemas.microsoft.com/office/word/2010/wordml" xmlns:w="http://schemas.openxmlformats.org/wordprocessingml/2006/main" xmlns:wne="http://schemas.microsoft.com/office/word/2006/wordml" xmlns:wp14="http://schemas.microsoft.com/office/word/2010/wordprocessingDrawing" xmlns:wp="http://schemas.openxmlformats.org/drawingml/2006/wordprocessingDrawing" xmlns:wpc="http://schemas.microsoft.com/office/word/2010/wordprocessingCanvas" xmlns:wpg="http://schemas.microsoft.com/office/word/2010/wordprocessingGroup" xmlns:wpi="http://schemas.microsoft.com/office/word/2010/wordprocessingInk" xmlns:wps="http://schemas.microsoft.com/office/word/2010/wordprocessingShape" mc:Ignorable="w14 wp14">
+  <w:p>
+    <w:pPr>
+      <w:pStyle w:val="Footer"/>
+    </w:pPr>
+  </w:p>
+</w:ftr>
+</file>
+
+<file path=word/header1.xml><?xml version="1.0" encoding="utf-8"?>
+<w:hdr xmlns:m="http://schemas.openxmlformats.org/officeDocument/2006/math" xmlns:mc="http://schemas.openxmlformats.org/markup-compatibility/2006" xmlns:mo="http://schemas.microsoft.com/office/mac/office/2008/main" xmlns:mv="urn:schemas-microsoft-com:mac:vml" xmlns:o="urn:schemas-microsoft-com:office:office" xmlns:r="http://schemas.openxmlformats.org/officeDocument/2006/relationships" xmlns:v="urn:schemas-microsoft-com:vml" xmlns:w10="urn:schemas-microsoft-com:office:word" xmlns:w14="http://schemas.microsoft.com/office/word/2010/wordml" xmlns:w="http://schemas.openxmlformats.org/wordprocessingml/2006/main" xmlns:wne="http://schemas.microsoft.com/office/word/2006/wordml" xmlns:wp14="http://schemas.microsoft.com/office/word/2010/wordprocessingDrawing" xmlns:wp="http://schemas.openxmlformats.org/drawingml/2006/wordprocessingDrawing" xmlns:wpc="http://schemas.microsoft.com/office/word/2010/wordprocessingCanvas" xmlns:wpg="http://schemas.microsoft.com/office/word/2010/wordprocessingGroup" xmlns:wpi="http://schemas.microsoft.com/office/word/2010/wordprocessingInk" xmlns:wps="http://schemas.microsoft.com/office/word/2010/wordprocessingShape" mc:Ignorable="w14 wp14">
+  <w:p>
+    <w:pPr>
+      <w:pStyle w:val="Header"/>
+    </w:pPr>
+  </w:p>
+</w:hdr>
 </file>
 
 <file path=word/numbering.xml><?xml version="1.0" encoding="utf-8"?>
@@ -1397,7 +1480,7 @@
       <w:spacing w:after="100"/>
     </w:pPr>
     <w:rPr>
-      <w:rFonts w:ascii="Times New Roman" w:hAnsi="Times New Roman"/>
+      <w:rFonts w:ascii="Arial" w:hAnsi="Arial"/>
       <w:color w:val="262F37"/>
       <w:sz w:val="21"/>
     </w:rPr>
@@ -1416,6 +1499,9 @@
       </w:tabs>
       <w:spacing w:after="0" w:line="240" w:lineRule="auto"/>
     </w:pPr>
+    <w:rPr>
+      <w:rFonts w:ascii="Arial" w:hAnsi="Arial"/>
+    </w:rPr>
   </w:style>
   <w:style w:type="character" w:customStyle="1" w:styleId="HeaderChar">
     <w:name w:val="Header Char"/>
@@ -1423,6 +1509,9 @@
     <w:link w:val="Header"/>
     <w:uiPriority w:val="99"/>
     <w:rsid w:val="00E618BF"/>
+    <w:rPr>
+      <w:rFonts w:ascii="Arial" w:hAnsi="Arial"/>
+    </w:rPr>
   </w:style>
   <w:style w:type="paragraph" w:styleId="Footer">
     <w:name w:val="footer"/>
@@ -1438,6 +1527,9 @@
       </w:tabs>
       <w:spacing w:after="0" w:line="240" w:lineRule="auto"/>
     </w:pPr>
+    <w:rPr>
+      <w:rFonts w:ascii="Arial" w:hAnsi="Arial"/>
+    </w:rPr>
   </w:style>
   <w:style w:type="character" w:customStyle="1" w:styleId="FooterChar">
     <w:name w:val="Footer Char"/>
@@ -1445,6 +1537,9 @@
     <w:link w:val="Footer"/>
     <w:uiPriority w:val="99"/>
     <w:rsid w:val="00E618BF"/>
+    <w:rPr>
+      <w:rFonts w:ascii="Arial" w:hAnsi="Arial"/>
+    </w:rPr>
   </w:style>
   <w:style w:type="paragraph" w:styleId="Heading1">
     <w:name w:val="heading 1"/>
@@ -1461,7 +1556,7 @@
       <w:outlineLvl w:val="0"/>
     </w:pPr>
     <w:rPr>
-      <w:rFonts w:asciiTheme="majorHAnsi" w:eastAsiaTheme="majorEastAsia" w:hAnsiTheme="majorHAnsi" w:cstheme="majorBidi" w:ascii="Times New Roman" w:hAnsi="Times New Roman"/>
+      <w:rFonts w:asciiTheme="majorHAnsi" w:eastAsiaTheme="majorEastAsia" w:hAnsiTheme="majorHAnsi" w:cstheme="majorBidi" w:ascii="Arial" w:hAnsi="Arial"/>
       <w:b/>
       <w:bCs/>
       <w:color w:val="8E6F32"/>
@@ -1485,7 +1580,7 @@
       <w:outlineLvl w:val="1"/>
     </w:pPr>
     <w:rPr>
-      <w:rFonts w:asciiTheme="majorHAnsi" w:eastAsiaTheme="majorEastAsia" w:hAnsiTheme="majorHAnsi" w:cstheme="majorBidi"/>
+      <w:rFonts w:asciiTheme="majorHAnsi" w:eastAsiaTheme="majorEastAsia" w:hAnsiTheme="majorHAnsi" w:cstheme="majorBidi" w:ascii="Arial" w:hAnsi="Arial"/>
       <w:b/>
       <w:bCs/>
       <w:color w:val="4F81BD" w:themeColor="accent1"/>
@@ -1509,7 +1604,7 @@
       <w:outlineLvl w:val="2"/>
     </w:pPr>
     <w:rPr>
-      <w:rFonts w:asciiTheme="majorHAnsi" w:eastAsiaTheme="majorEastAsia" w:hAnsiTheme="majorHAnsi" w:cstheme="majorBidi"/>
+      <w:rFonts w:asciiTheme="majorHAnsi" w:eastAsiaTheme="majorEastAsia" w:hAnsiTheme="majorHAnsi" w:cstheme="majorBidi" w:ascii="Arial" w:hAnsi="Arial"/>
       <w:b/>
       <w:bCs/>
       <w:color w:val="4F81BD" w:themeColor="accent1"/>
@@ -1532,7 +1627,7 @@
       <w:outlineLvl w:val="3"/>
     </w:pPr>
     <w:rPr>
-      <w:rFonts w:asciiTheme="majorHAnsi" w:eastAsiaTheme="majorEastAsia" w:hAnsiTheme="majorHAnsi" w:cstheme="majorBidi"/>
+      <w:rFonts w:asciiTheme="majorHAnsi" w:eastAsiaTheme="majorEastAsia" w:hAnsiTheme="majorHAnsi" w:cstheme="majorBidi" w:ascii="Arial" w:hAnsi="Arial"/>
       <w:b/>
       <w:bCs/>
       <w:i/>
@@ -1557,7 +1652,7 @@
       <w:outlineLvl w:val="4"/>
     </w:pPr>
     <w:rPr>
-      <w:rFonts w:asciiTheme="majorHAnsi" w:eastAsiaTheme="majorEastAsia" w:hAnsiTheme="majorHAnsi" w:cstheme="majorBidi"/>
+      <w:rFonts w:asciiTheme="majorHAnsi" w:eastAsiaTheme="majorEastAsia" w:hAnsiTheme="majorHAnsi" w:cstheme="majorBidi" w:ascii="Arial" w:hAnsi="Arial"/>
       <w:color w:val="243F60" w:themeColor="accent1" w:themeShade="7F"/>
     </w:rPr>
   </w:style>
@@ -1578,7 +1673,7 @@
       <w:outlineLvl w:val="5"/>
     </w:pPr>
     <w:rPr>
-      <w:rFonts w:asciiTheme="majorHAnsi" w:eastAsiaTheme="majorEastAsia" w:hAnsiTheme="majorHAnsi" w:cstheme="majorBidi"/>
+      <w:rFonts w:asciiTheme="majorHAnsi" w:eastAsiaTheme="majorEastAsia" w:hAnsiTheme="majorHAnsi" w:cstheme="majorBidi" w:ascii="Arial" w:hAnsi="Arial"/>
       <w:i/>
       <w:iCs/>
       <w:color w:val="243F60" w:themeColor="accent1" w:themeShade="7F"/>
@@ -1601,7 +1696,7 @@
       <w:outlineLvl w:val="6"/>
     </w:pPr>
     <w:rPr>
-      <w:rFonts w:asciiTheme="majorHAnsi" w:eastAsiaTheme="majorEastAsia" w:hAnsiTheme="majorHAnsi" w:cstheme="majorBidi"/>
+      <w:rFonts w:asciiTheme="majorHAnsi" w:eastAsiaTheme="majorEastAsia" w:hAnsiTheme="majorHAnsi" w:cstheme="majorBidi" w:ascii="Arial" w:hAnsi="Arial"/>
       <w:i/>
       <w:iCs/>
       <w:color w:val="404040" w:themeColor="text1" w:themeTint="BF"/>
@@ -1624,7 +1719,7 @@
       <w:outlineLvl w:val="7"/>
     </w:pPr>
     <w:rPr>
-      <w:rFonts w:asciiTheme="majorHAnsi" w:eastAsiaTheme="majorEastAsia" w:hAnsiTheme="majorHAnsi" w:cstheme="majorBidi"/>
+      <w:rFonts w:asciiTheme="majorHAnsi" w:eastAsiaTheme="majorEastAsia" w:hAnsiTheme="majorHAnsi" w:cstheme="majorBidi" w:ascii="Arial" w:hAnsi="Arial"/>
       <w:color w:val="4F81BD" w:themeColor="accent1"/>
       <w:sz w:val="20"/>
       <w:szCs w:val="20"/>
@@ -1647,7 +1742,7 @@
       <w:outlineLvl w:val="8"/>
     </w:pPr>
     <w:rPr>
-      <w:rFonts w:asciiTheme="majorHAnsi" w:eastAsiaTheme="majorEastAsia" w:hAnsiTheme="majorHAnsi" w:cstheme="majorBidi"/>
+      <w:rFonts w:asciiTheme="majorHAnsi" w:eastAsiaTheme="majorEastAsia" w:hAnsiTheme="majorHAnsi" w:cstheme="majorBidi" w:ascii="Arial" w:hAnsi="Arial"/>
       <w:i/>
       <w:iCs/>
       <w:color w:val="404040" w:themeColor="text1" w:themeTint="BF"/>
@@ -1660,12 +1755,18 @@
     <w:uiPriority w:val="1"/>
     <w:semiHidden/>
     <w:unhideWhenUsed/>
+    <w:rPr>
+      <w:rFonts w:ascii="Arial" w:hAnsi="Arial"/>
+    </w:rPr>
   </w:style>
   <w:style w:type="table" w:default="1" w:styleId="TableNormal">
     <w:name w:val="Normal Table"/>
     <w:uiPriority w:val="99"/>
     <w:semiHidden/>
     <w:unhideWhenUsed/>
+    <w:rPr>
+      <w:rFonts w:ascii="Arial" w:hAnsi="Arial"/>
+    </w:rPr>
     <w:tblPr>
       <w:tblInd w:w="0" w:type="dxa"/>
       <w:tblCellMar>
@@ -1690,6 +1791,9 @@
     <w:pPr>
       <w:spacing w:after="0" w:line="240" w:lineRule="auto"/>
     </w:pPr>
+    <w:rPr>
+      <w:rFonts w:ascii="Arial" w:hAnsi="Arial"/>
+    </w:rPr>
   </w:style>
   <w:style w:type="character" w:customStyle="1" w:styleId="Heading1Char">
     <w:name w:val="Heading 1 Char"/>
@@ -1698,7 +1802,7 @@
     <w:uiPriority w:val="9"/>
     <w:rsid w:val="00FC693F"/>
     <w:rPr>
-      <w:rFonts w:asciiTheme="majorHAnsi" w:eastAsiaTheme="majorEastAsia" w:hAnsiTheme="majorHAnsi" w:cstheme="majorBidi"/>
+      <w:rFonts w:asciiTheme="majorHAnsi" w:eastAsiaTheme="majorEastAsia" w:hAnsiTheme="majorHAnsi" w:cstheme="majorBidi" w:ascii="Arial" w:hAnsi="Arial"/>
       <w:b/>
       <w:bCs/>
       <w:color w:val="365F91" w:themeColor="accent1" w:themeShade="BF"/>
@@ -1713,7 +1817,7 @@
     <w:uiPriority w:val="9"/>
     <w:rsid w:val="00FC693F"/>
     <w:rPr>
-      <w:rFonts w:asciiTheme="majorHAnsi" w:eastAsiaTheme="majorEastAsia" w:hAnsiTheme="majorHAnsi" w:cstheme="majorBidi"/>
+      <w:rFonts w:asciiTheme="majorHAnsi" w:eastAsiaTheme="majorEastAsia" w:hAnsiTheme="majorHAnsi" w:cstheme="majorBidi" w:ascii="Arial" w:hAnsi="Arial"/>
       <w:b/>
       <w:bCs/>
       <w:color w:val="4F81BD" w:themeColor="accent1"/>
@@ -1728,7 +1832,7 @@
     <w:uiPriority w:val="9"/>
     <w:rsid w:val="00FC693F"/>
     <w:rPr>
-      <w:rFonts w:asciiTheme="majorHAnsi" w:eastAsiaTheme="majorEastAsia" w:hAnsiTheme="majorHAnsi" w:cstheme="majorBidi"/>
+      <w:rFonts w:asciiTheme="majorHAnsi" w:eastAsiaTheme="majorEastAsia" w:hAnsiTheme="majorHAnsi" w:cstheme="majorBidi" w:ascii="Arial" w:hAnsi="Arial"/>
       <w:b/>
       <w:bCs/>
       <w:color w:val="4F81BD" w:themeColor="accent1"/>
@@ -1747,7 +1851,7 @@
       <w:contextualSpacing/>
     </w:pPr>
     <w:rPr>
-      <w:rFonts w:asciiTheme="majorHAnsi" w:eastAsiaTheme="majorEastAsia" w:hAnsiTheme="majorHAnsi" w:cstheme="majorBidi" w:ascii="Times New Roman" w:hAnsi="Times New Roman"/>
+      <w:rFonts w:asciiTheme="majorHAnsi" w:eastAsiaTheme="majorEastAsia" w:hAnsiTheme="majorHAnsi" w:cstheme="majorBidi" w:ascii="Arial" w:hAnsi="Arial"/>
       <w:b/>
       <w:color w:val="000000"/>
       <w:spacing w:val="5"/>
@@ -1763,7 +1867,7 @@
     <w:uiPriority w:val="10"/>
     <w:rsid w:val="00FC693F"/>
     <w:rPr>
-      <w:rFonts w:asciiTheme="majorHAnsi" w:eastAsiaTheme="majorEastAsia" w:hAnsiTheme="majorHAnsi" w:cstheme="majorBidi"/>
+      <w:rFonts w:asciiTheme="majorHAnsi" w:eastAsiaTheme="majorEastAsia" w:hAnsiTheme="majorHAnsi" w:cstheme="majorBidi" w:ascii="Arial" w:hAnsi="Arial"/>
       <w:color w:val="17365D" w:themeColor="text2" w:themeShade="BF"/>
       <w:spacing w:val="5"/>
       <w:kern w:val="28"/>
@@ -1785,7 +1889,7 @@
       </w:numPr>
     </w:pPr>
     <w:rPr>
-      <w:rFonts w:asciiTheme="majorHAnsi" w:eastAsiaTheme="majorEastAsia" w:hAnsiTheme="majorHAnsi" w:cstheme="majorBidi"/>
+      <w:rFonts w:asciiTheme="majorHAnsi" w:eastAsiaTheme="majorEastAsia" w:hAnsiTheme="majorHAnsi" w:cstheme="majorBidi" w:ascii="Arial" w:hAnsi="Arial"/>
       <w:i/>
       <w:iCs/>
       <w:color w:val="4F81BD" w:themeColor="accent1"/>
@@ -1801,7 +1905,7 @@
     <w:uiPriority w:val="11"/>
     <w:rsid w:val="00FC693F"/>
     <w:rPr>
-      <w:rFonts w:asciiTheme="majorHAnsi" w:eastAsiaTheme="majorEastAsia" w:hAnsiTheme="majorHAnsi" w:cstheme="majorBidi"/>
+      <w:rFonts w:asciiTheme="majorHAnsi" w:eastAsiaTheme="majorEastAsia" w:hAnsiTheme="majorHAnsi" w:cstheme="majorBidi" w:ascii="Arial" w:hAnsi="Arial"/>
       <w:i/>
       <w:iCs/>
       <w:color w:val="4F81BD" w:themeColor="accent1"/>
@@ -1820,6 +1924,9 @@
       <w:ind w:left="720"/>
       <w:contextualSpacing/>
     </w:pPr>
+    <w:rPr>
+      <w:rFonts w:ascii="Arial" w:hAnsi="Arial"/>
+    </w:rPr>
   </w:style>
   <w:style w:type="paragraph" w:styleId="BodyText">
     <w:name w:val="Body Text"/>
@@ -1831,6 +1938,9 @@
     <w:pPr>
       <w:spacing w:after="120"/>
     </w:pPr>
+    <w:rPr>
+      <w:rFonts w:ascii="Arial" w:hAnsi="Arial"/>
+    </w:rPr>
   </w:style>
   <w:style w:type="character" w:customStyle="1" w:styleId="BodyTextChar">
     <w:name w:val="Body Text Char"/>
@@ -1838,6 +1948,9 @@
     <w:link w:val="BodyText"/>
     <w:uiPriority w:val="99"/>
     <w:rsid w:val="00AA1D8D"/>
+    <w:rPr>
+      <w:rFonts w:ascii="Arial" w:hAnsi="Arial"/>
+    </w:rPr>
   </w:style>
   <w:style w:type="paragraph" w:styleId="BodyText2">
     <w:name w:val="Body Text 2"/>
@@ -1849,6 +1962,9 @@
     <w:pPr>
       <w:spacing w:after="120" w:line="480" w:lineRule="auto"/>
     </w:pPr>
+    <w:rPr>
+      <w:rFonts w:ascii="Arial" w:hAnsi="Arial"/>
+    </w:rPr>
   </w:style>
   <w:style w:type="character" w:customStyle="1" w:styleId="BodyText2Char">
     <w:name w:val="Body Text 2 Char"/>
@@ -1856,6 +1972,9 @@
     <w:link w:val="BodyText2"/>
     <w:uiPriority w:val="99"/>
     <w:rsid w:val="00AA1D8D"/>
+    <w:rPr>
+      <w:rFonts w:ascii="Arial" w:hAnsi="Arial"/>
+    </w:rPr>
   </w:style>
   <w:style w:type="paragraph" w:styleId="BodyText3">
     <w:name w:val="Body Text 3"/>
@@ -1868,6 +1987,7 @@
       <w:spacing w:after="120"/>
     </w:pPr>
     <w:rPr>
+      <w:rFonts w:ascii="Arial" w:hAnsi="Arial"/>
       <w:sz w:val="16"/>
       <w:szCs w:val="16"/>
     </w:rPr>
@@ -1879,6 +1999,7 @@
     <w:uiPriority w:val="99"/>
     <w:rsid w:val="00AA1D8D"/>
     <w:rPr>
+      <w:rFonts w:ascii="Arial" w:hAnsi="Arial"/>
       <w:sz w:val="16"/>
       <w:szCs w:val="16"/>
     </w:rPr>
@@ -1893,6 +2014,9 @@
       <w:ind w:left="360" w:hanging="360"/>
       <w:contextualSpacing/>
     </w:pPr>
+    <w:rPr>
+      <w:rFonts w:ascii="Arial" w:hAnsi="Arial"/>
+    </w:rPr>
   </w:style>
   <w:style w:type="paragraph" w:styleId="List2">
     <w:name w:val="List 2"/>
@@ -1904,6 +2028,9 @@
       <w:ind w:left="720" w:hanging="360"/>
       <w:contextualSpacing/>
     </w:pPr>
+    <w:rPr>
+      <w:rFonts w:ascii="Arial" w:hAnsi="Arial"/>
+    </w:rPr>
   </w:style>
   <w:style w:type="paragraph" w:styleId="List3">
     <w:name w:val="List 3"/>
@@ -1915,6 +2042,9 @@
       <w:ind w:left="1080" w:hanging="360"/>
       <w:contextualSpacing/>
     </w:pPr>
+    <w:rPr>
+      <w:rFonts w:ascii="Arial" w:hAnsi="Arial"/>
+    </w:rPr>
   </w:style>
   <w:style w:type="paragraph" w:styleId="ListBullet">
     <w:name w:val="List Bullet"/>
@@ -1928,6 +2058,9 @@
       </w:numPr>
       <w:contextualSpacing/>
     </w:pPr>
+    <w:rPr>
+      <w:rFonts w:ascii="Arial" w:hAnsi="Arial"/>
+    </w:rPr>
   </w:style>
   <w:style w:type="paragraph" w:styleId="ListBullet2">
     <w:name w:val="List Bullet 2"/>
@@ -1941,6 +2074,9 @@
       </w:numPr>
       <w:contextualSpacing/>
     </w:pPr>
+    <w:rPr>
+      <w:rFonts w:ascii="Arial" w:hAnsi="Arial"/>
+    </w:rPr>
   </w:style>
   <w:style w:type="paragraph" w:styleId="ListBullet3">
     <w:name w:val="List Bullet 3"/>
@@ -1954,6 +2090,9 @@
       </w:numPr>
       <w:contextualSpacing/>
     </w:pPr>
+    <w:rPr>
+      <w:rFonts w:ascii="Arial" w:hAnsi="Arial"/>
+    </w:rPr>
   </w:style>
   <w:style w:type="paragraph" w:styleId="ListNumber">
     <w:name w:val="List Number"/>
@@ -1967,6 +2106,9 @@
       </w:numPr>
       <w:contextualSpacing/>
     </w:pPr>
+    <w:rPr>
+      <w:rFonts w:ascii="Arial" w:hAnsi="Arial"/>
+    </w:rPr>
   </w:style>
   <w:style w:type="paragraph" w:styleId="ListNumber2">
     <w:name w:val="List Number 2"/>
@@ -1980,6 +2122,9 @@
       </w:numPr>
       <w:contextualSpacing/>
     </w:pPr>
+    <w:rPr>
+      <w:rFonts w:ascii="Arial" w:hAnsi="Arial"/>
+    </w:rPr>
   </w:style>
   <w:style w:type="paragraph" w:styleId="ListNumber3">
     <w:name w:val="List Number 3"/>
@@ -1993,6 +2138,9 @@
       </w:numPr>
       <w:contextualSpacing/>
     </w:pPr>
+    <w:rPr>
+      <w:rFonts w:ascii="Arial" w:hAnsi="Arial"/>
+    </w:rPr>
   </w:style>
   <w:style w:type="paragraph" w:styleId="ListContinue">
     <w:name w:val="List Continue"/>
@@ -2005,6 +2153,9 @@
       <w:ind w:left="360"/>
       <w:contextualSpacing/>
     </w:pPr>
+    <w:rPr>
+      <w:rFonts w:ascii="Arial" w:hAnsi="Arial"/>
+    </w:rPr>
   </w:style>
   <w:style w:type="paragraph" w:styleId="ListContinue2">
     <w:name w:val="List Continue 2"/>
@@ -2017,6 +2168,9 @@
       <w:ind w:left="720"/>
       <w:contextualSpacing/>
     </w:pPr>
+    <w:rPr>
+      <w:rFonts w:ascii="Arial" w:hAnsi="Arial"/>
+    </w:rPr>
   </w:style>
   <w:style w:type="paragraph" w:styleId="ListContinue3">
     <w:name w:val="List Continue 3"/>
@@ -2029,6 +2183,9 @@
       <w:ind w:left="1080"/>
       <w:contextualSpacing/>
     </w:pPr>
+    <w:rPr>
+      <w:rFonts w:ascii="Arial" w:hAnsi="Arial"/>
+    </w:rPr>
   </w:style>
   <w:style w:type="paragraph" w:styleId="MacroText">
     <w:name w:val="macro"/>
@@ -2048,7 +2205,7 @@
       </w:tabs>
     </w:pPr>
     <w:rPr>
-      <w:rFonts w:ascii="Courier" w:hAnsi="Courier"/>
+      <w:rFonts w:ascii="Arial" w:hAnsi="Arial"/>
       <w:sz w:val="20"/>
       <w:szCs w:val="20"/>
     </w:rPr>
@@ -2060,7 +2217,7 @@
     <w:uiPriority w:val="99"/>
     <w:rsid w:val="0029639D"/>
     <w:rPr>
-      <w:rFonts w:ascii="Courier" w:hAnsi="Courier"/>
+      <w:rFonts w:ascii="Arial" w:hAnsi="Arial"/>
       <w:sz w:val="20"/>
       <w:szCs w:val="20"/>
     </w:rPr>
@@ -2074,6 +2231,7 @@
     <w:qFormat/>
     <w:rsid w:val="00FC693F"/>
     <w:rPr>
+      <w:rFonts w:ascii="Arial" w:hAnsi="Arial"/>
       <w:i/>
       <w:iCs/>
       <w:color w:val="000000" w:themeColor="text1"/>
@@ -2086,6 +2244,7 @@
     <w:uiPriority w:val="29"/>
     <w:rsid w:val="00FC693F"/>
     <w:rPr>
+      <w:rFonts w:ascii="Arial" w:hAnsi="Arial"/>
       <w:i/>
       <w:iCs/>
       <w:color w:val="000000" w:themeColor="text1"/>
@@ -2099,7 +2258,7 @@
     <w:semiHidden/>
     <w:rsid w:val="00FC693F"/>
     <w:rPr>
-      <w:rFonts w:asciiTheme="majorHAnsi" w:eastAsiaTheme="majorEastAsia" w:hAnsiTheme="majorHAnsi" w:cstheme="majorBidi"/>
+      <w:rFonts w:asciiTheme="majorHAnsi" w:eastAsiaTheme="majorEastAsia" w:hAnsiTheme="majorHAnsi" w:cstheme="majorBidi" w:ascii="Arial" w:hAnsi="Arial"/>
       <w:b/>
       <w:bCs/>
       <w:i/>
@@ -2115,7 +2274,7 @@
     <w:semiHidden/>
     <w:rsid w:val="00FC693F"/>
     <w:rPr>
-      <w:rFonts w:asciiTheme="majorHAnsi" w:eastAsiaTheme="majorEastAsia" w:hAnsiTheme="majorHAnsi" w:cstheme="majorBidi"/>
+      <w:rFonts w:asciiTheme="majorHAnsi" w:eastAsiaTheme="majorEastAsia" w:hAnsiTheme="majorHAnsi" w:cstheme="majorBidi" w:ascii="Arial" w:hAnsi="Arial"/>
       <w:color w:val="243F60" w:themeColor="accent1" w:themeShade="7F"/>
     </w:rPr>
   </w:style>
@@ -2127,7 +2286,7 @@
     <w:semiHidden/>
     <w:rsid w:val="00FC693F"/>
     <w:rPr>
-      <w:rFonts w:asciiTheme="majorHAnsi" w:eastAsiaTheme="majorEastAsia" w:hAnsiTheme="majorHAnsi" w:cstheme="majorBidi"/>
+      <w:rFonts w:asciiTheme="majorHAnsi" w:eastAsiaTheme="majorEastAsia" w:hAnsiTheme="majorHAnsi" w:cstheme="majorBidi" w:ascii="Arial" w:hAnsi="Arial"/>
       <w:i/>
       <w:iCs/>
       <w:color w:val="243F60" w:themeColor="accent1" w:themeShade="7F"/>
@@ -2141,7 +2300,7 @@
     <w:semiHidden/>
     <w:rsid w:val="00FC693F"/>
     <w:rPr>
-      <w:rFonts w:asciiTheme="majorHAnsi" w:eastAsiaTheme="majorEastAsia" w:hAnsiTheme="majorHAnsi" w:cstheme="majorBidi"/>
+      <w:rFonts w:asciiTheme="majorHAnsi" w:eastAsiaTheme="majorEastAsia" w:hAnsiTheme="majorHAnsi" w:cstheme="majorBidi" w:ascii="Arial" w:hAnsi="Arial"/>
       <w:i/>
       <w:iCs/>
       <w:color w:val="404040" w:themeColor="text1" w:themeTint="BF"/>
@@ -2155,7 +2314,7 @@
     <w:semiHidden/>
     <w:rsid w:val="00FC693F"/>
     <w:rPr>
-      <w:rFonts w:asciiTheme="majorHAnsi" w:eastAsiaTheme="majorEastAsia" w:hAnsiTheme="majorHAnsi" w:cstheme="majorBidi"/>
+      <w:rFonts w:asciiTheme="majorHAnsi" w:eastAsiaTheme="majorEastAsia" w:hAnsiTheme="majorHAnsi" w:cstheme="majorBidi" w:ascii="Arial" w:hAnsi="Arial"/>
       <w:color w:val="4F81BD" w:themeColor="accent1"/>
       <w:sz w:val="20"/>
       <w:szCs w:val="20"/>
@@ -2169,7 +2328,7 @@
     <w:semiHidden/>
     <w:rsid w:val="00FC693F"/>
     <w:rPr>
-      <w:rFonts w:asciiTheme="majorHAnsi" w:eastAsiaTheme="majorEastAsia" w:hAnsiTheme="majorHAnsi" w:cstheme="majorBidi"/>
+      <w:rFonts w:asciiTheme="majorHAnsi" w:eastAsiaTheme="majorEastAsia" w:hAnsiTheme="majorHAnsi" w:cstheme="majorBidi" w:ascii="Arial" w:hAnsi="Arial"/>
       <w:i/>
       <w:iCs/>
       <w:color w:val="404040" w:themeColor="text1" w:themeTint="BF"/>
@@ -2190,6 +2349,7 @@
       <w:spacing w:line="240" w:lineRule="auto"/>
     </w:pPr>
     <w:rPr>
+      <w:rFonts w:ascii="Arial" w:hAnsi="Arial"/>
       <w:b/>
       <w:bCs/>
       <w:color w:val="4F81BD" w:themeColor="accent1"/>
@@ -2204,6 +2364,7 @@
     <w:qFormat/>
     <w:rsid w:val="00FC693F"/>
     <w:rPr>
+      <w:rFonts w:ascii="Arial" w:hAnsi="Arial"/>
       <w:b/>
       <w:bCs/>
     </w:rPr>
@@ -2215,6 +2376,7 @@
     <w:qFormat/>
     <w:rsid w:val="00FC693F"/>
     <w:rPr>
+      <w:rFonts w:ascii="Arial" w:hAnsi="Arial"/>
       <w:i/>
       <w:iCs/>
     </w:rPr>
@@ -2235,6 +2397,7 @@
       <w:ind w:left="936" w:right="936"/>
     </w:pPr>
     <w:rPr>
+      <w:rFonts w:ascii="Arial" w:hAnsi="Arial"/>
       <w:b/>
       <w:bCs/>
       <w:i/>
@@ -2249,6 +2412,7 @@
     <w:uiPriority w:val="30"/>
     <w:rsid w:val="00FC693F"/>
     <w:rPr>
+      <w:rFonts w:ascii="Arial" w:hAnsi="Arial"/>
       <w:b/>
       <w:bCs/>
       <w:i/>
@@ -2263,6 +2427,7 @@
     <w:qFormat/>
     <w:rsid w:val="00FC693F"/>
     <w:rPr>
+      <w:rFonts w:ascii="Arial" w:hAnsi="Arial"/>
       <w:i/>
       <w:iCs/>
       <w:color w:val="808080" w:themeColor="text1" w:themeTint="7F"/>
@@ -2275,6 +2440,7 @@
     <w:qFormat/>
     <w:rsid w:val="00FC693F"/>
     <w:rPr>
+      <w:rFonts w:ascii="Arial" w:hAnsi="Arial"/>
       <w:b/>
       <w:bCs/>
       <w:i/>
@@ -2289,6 +2455,7 @@
     <w:qFormat/>
     <w:rsid w:val="00FC693F"/>
     <w:rPr>
+      <w:rFonts w:ascii="Arial" w:hAnsi="Arial"/>
       <w:smallCaps/>
       <w:color w:val="C0504D" w:themeColor="accent2"/>
       <w:u w:val="single"/>
@@ -2301,6 +2468,7 @@
     <w:qFormat/>
     <w:rsid w:val="00FC693F"/>
     <w:rPr>
+      <w:rFonts w:ascii="Arial" w:hAnsi="Arial"/>
       <w:b/>
       <w:bCs/>
       <w:smallCaps/>
@@ -2316,6 +2484,7 @@
     <w:qFormat/>
     <w:rsid w:val="00FC693F"/>
     <w:rPr>
+      <w:rFonts w:ascii="Arial" w:hAnsi="Arial"/>
       <w:b/>
       <w:bCs/>
       <w:smallCaps/>
@@ -2334,6 +2503,9 @@
     <w:pPr>
       <w:outlineLvl w:val="9"/>
     </w:pPr>
+    <w:rPr>
+      <w:rFonts w:ascii="Arial" w:hAnsi="Arial"/>
+    </w:rPr>
   </w:style>
   <w:style w:type="table" w:styleId="TableGrid">
     <w:name w:val="Table Grid"/>
@@ -2343,6 +2515,9 @@
     <w:pPr>
       <w:spacing w:after="0" w:line="240" w:lineRule="auto"/>
     </w:pPr>
+    <w:rPr>
+      <w:rFonts w:ascii="Arial" w:hAnsi="Arial"/>
+    </w:rPr>
     <w:tblPr>
       <w:tblInd w:w="0" w:type="dxa"/>
       <w:tblBorders>
@@ -2370,6 +2545,7 @@
       <w:spacing w:after="0" w:line="240" w:lineRule="auto"/>
     </w:pPr>
     <w:rPr>
+      <w:rFonts w:ascii="Arial" w:hAnsi="Arial"/>
       <w:color w:val="000000" w:themeColor="text1" w:themeShade="BF"/>
     </w:rPr>
     <w:tblPr>
@@ -2473,6 +2649,7 @@
       <w:spacing w:after="0" w:line="240" w:lineRule="auto"/>
     </w:pPr>
     <w:rPr>
+      <w:rFonts w:ascii="Arial" w:hAnsi="Arial"/>
       <w:color w:val="365F91" w:themeColor="accent1" w:themeShade="BF"/>
     </w:rPr>
     <w:tblPr>
@@ -2576,6 +2753,7 @@
       <w:spacing w:after="0" w:line="240" w:lineRule="auto"/>
     </w:pPr>
     <w:rPr>
+      <w:rFonts w:ascii="Arial" w:hAnsi="Arial"/>
       <w:color w:val="943634" w:themeColor="accent2" w:themeShade="BF"/>
     </w:rPr>
     <w:tblPr>
@@ -2679,6 +2857,7 @@
       <w:spacing w:after="0" w:line="240" w:lineRule="auto"/>
     </w:pPr>
     <w:rPr>
+      <w:rFonts w:ascii="Arial" w:hAnsi="Arial"/>
       <w:color w:val="76923C" w:themeColor="accent3" w:themeShade="BF"/>
     </w:rPr>
     <w:tblPr>
@@ -2782,6 +2961,7 @@
       <w:spacing w:after="0" w:line="240" w:lineRule="auto"/>
     </w:pPr>
     <w:rPr>
+      <w:rFonts w:ascii="Arial" w:hAnsi="Arial"/>
       <w:color w:val="5F497A" w:themeColor="accent4" w:themeShade="BF"/>
     </w:rPr>
     <w:tblPr>
@@ -2885,6 +3065,7 @@
       <w:spacing w:after="0" w:line="240" w:lineRule="auto"/>
     </w:pPr>
     <w:rPr>
+      <w:rFonts w:ascii="Arial" w:hAnsi="Arial"/>
       <w:color w:val="31849B" w:themeColor="accent5" w:themeShade="BF"/>
     </w:rPr>
     <w:tblPr>
@@ -2988,6 +3169,7 @@
       <w:spacing w:after="0" w:line="240" w:lineRule="auto"/>
     </w:pPr>
     <w:rPr>
+      <w:rFonts w:ascii="Arial" w:hAnsi="Arial"/>
       <w:color w:val="E36C0A" w:themeColor="accent6" w:themeShade="BF"/>
     </w:rPr>
     <w:tblPr>
@@ -3090,6 +3272,9 @@
     <w:pPr>
       <w:spacing w:after="0" w:line="240" w:lineRule="auto"/>
     </w:pPr>
+    <w:rPr>
+      <w:rFonts w:ascii="Arial" w:hAnsi="Arial"/>
+    </w:rPr>
     <w:tblPr>
       <w:tblStyleRowBandSize w:val="1"/>
       <w:tblStyleColBandSize w:val="1"/>
@@ -3182,6 +3367,9 @@
     <w:pPr>
       <w:spacing w:after="0" w:line="240" w:lineRule="auto"/>
     </w:pPr>
+    <w:rPr>
+      <w:rFonts w:ascii="Arial" w:hAnsi="Arial"/>
+    </w:rPr>
     <w:tblPr>
       <w:tblStyleRowBandSize w:val="1"/>
       <w:tblStyleColBandSize w:val="1"/>
@@ -3274,6 +3462,9 @@
     <w:pPr>
       <w:spacing w:after="0" w:line="240" w:lineRule="auto"/>
     </w:pPr>
+    <w:rPr>
+      <w:rFonts w:ascii="Arial" w:hAnsi="Arial"/>
+    </w:rPr>
     <w:tblPr>
       <w:tblStyleRowBandSize w:val="1"/>
       <w:tblStyleColBandSize w:val="1"/>
@@ -3366,6 +3557,9 @@
     <w:pPr>
       <w:spacing w:after="0" w:line="240" w:lineRule="auto"/>
     </w:pPr>
+    <w:rPr>
+      <w:rFonts w:ascii="Arial" w:hAnsi="Arial"/>
+    </w:rPr>
     <w:tblPr>
       <w:tblStyleRowBandSize w:val="1"/>
       <w:tblStyleColBandSize w:val="1"/>
@@ -3458,6 +3652,9 @@
     <w:pPr>
       <w:spacing w:after="0" w:line="240" w:lineRule="auto"/>
     </w:pPr>
+    <w:rPr>
+      <w:rFonts w:ascii="Arial" w:hAnsi="Arial"/>
+    </w:rPr>
     <w:tblPr>
       <w:tblStyleRowBandSize w:val="1"/>
       <w:tblStyleColBandSize w:val="1"/>
@@ -3550,6 +3747,9 @@
     <w:pPr>
       <w:spacing w:after="0" w:line="240" w:lineRule="auto"/>
     </w:pPr>
+    <w:rPr>
+      <w:rFonts w:ascii="Arial" w:hAnsi="Arial"/>
+    </w:rPr>
     <w:tblPr>
       <w:tblStyleRowBandSize w:val="1"/>
       <w:tblStyleColBandSize w:val="1"/>
@@ -3642,6 +3842,9 @@
     <w:pPr>
       <w:spacing w:after="0" w:line="240" w:lineRule="auto"/>
     </w:pPr>
+    <w:rPr>
+      <w:rFonts w:ascii="Arial" w:hAnsi="Arial"/>
+    </w:rPr>
     <w:tblPr>
       <w:tblStyleRowBandSize w:val="1"/>
       <w:tblStyleColBandSize w:val="1"/>
@@ -3734,6 +3937,9 @@
     <w:pPr>
       <w:spacing w:after="0" w:line="240" w:lineRule="auto"/>
     </w:pPr>
+    <w:rPr>
+      <w:rFonts w:ascii="Arial" w:hAnsi="Arial"/>
+    </w:rPr>
     <w:tblPr>
       <w:tblStyleRowBandSize w:val="1"/>
       <w:tblStyleColBandSize w:val="1"/>
@@ -3864,6 +4070,9 @@
     <w:pPr>
       <w:spacing w:after="0" w:line="240" w:lineRule="auto"/>
     </w:pPr>
+    <w:rPr>
+      <w:rFonts w:ascii="Arial" w:hAnsi="Arial"/>
+    </w:rPr>
     <w:tblPr>
       <w:tblStyleRowBandSize w:val="1"/>
       <w:tblStyleColBandSize w:val="1"/>
@@ -3994,6 +4203,9 @@
     <w:pPr>
       <w:spacing w:after="0" w:line="240" w:lineRule="auto"/>
     </w:pPr>
+    <w:rPr>
+      <w:rFonts w:ascii="Arial" w:hAnsi="Arial"/>
+    </w:rPr>
     <w:tblPr>
       <w:tblStyleRowBandSize w:val="1"/>
       <w:tblStyleColBandSize w:val="1"/>
@@ -4124,6 +4336,9 @@
     <w:pPr>
       <w:spacing w:after="0" w:line="240" w:lineRule="auto"/>
     </w:pPr>
+    <w:rPr>
+      <w:rFonts w:ascii="Arial" w:hAnsi="Arial"/>
+    </w:rPr>
     <w:tblPr>
       <w:tblStyleRowBandSize w:val="1"/>
       <w:tblStyleColBandSize w:val="1"/>
@@ -4254,6 +4469,9 @@
     <w:pPr>
       <w:spacing w:after="0" w:line="240" w:lineRule="auto"/>
     </w:pPr>
+    <w:rPr>
+      <w:rFonts w:ascii="Arial" w:hAnsi="Arial"/>
+    </w:rPr>
     <w:tblPr>
       <w:tblStyleRowBandSize w:val="1"/>
       <w:tblStyleColBandSize w:val="1"/>
@@ -4384,6 +4602,9 @@
     <w:pPr>
       <w:spacing w:after="0" w:line="240" w:lineRule="auto"/>
     </w:pPr>
+    <w:rPr>
+      <w:rFonts w:ascii="Arial" w:hAnsi="Arial"/>
+    </w:rPr>
     <w:tblPr>
       <w:tblStyleRowBandSize w:val="1"/>
       <w:tblStyleColBandSize w:val="1"/>
@@ -4514,6 +4735,9 @@
     <w:pPr>
       <w:spacing w:after="0" w:line="240" w:lineRule="auto"/>
     </w:pPr>
+    <w:rPr>
+      <w:rFonts w:ascii="Arial" w:hAnsi="Arial"/>
+    </w:rPr>
     <w:tblPr>
       <w:tblStyleRowBandSize w:val="1"/>
       <w:tblStyleColBandSize w:val="1"/>
@@ -4644,6 +4868,9 @@
     <w:pPr>
       <w:spacing w:after="0" w:line="240" w:lineRule="auto"/>
     </w:pPr>
+    <w:rPr>
+      <w:rFonts w:ascii="Arial" w:hAnsi="Arial"/>
+    </w:rPr>
     <w:tblPr>
       <w:tblStyleRowBandSize w:val="1"/>
       <w:tblStyleColBandSize w:val="1"/>
@@ -4750,6 +4977,9 @@
     <w:pPr>
       <w:spacing w:after="0" w:line="240" w:lineRule="auto"/>
     </w:pPr>
+    <w:rPr>
+      <w:rFonts w:ascii="Arial" w:hAnsi="Arial"/>
+    </w:rPr>
     <w:tblPr>
       <w:tblStyleRowBandSize w:val="1"/>
       <w:tblStyleColBandSize w:val="1"/>
@@ -4856,6 +5086,9 @@
     <w:pPr>
       <w:spacing w:after="0" w:line="240" w:lineRule="auto"/>
     </w:pPr>
+    <w:rPr>
+      <w:rFonts w:ascii="Arial" w:hAnsi="Arial"/>
+    </w:rPr>
     <w:tblPr>
       <w:tblStyleRowBandSize w:val="1"/>
       <w:tblStyleColBandSize w:val="1"/>
@@ -4962,6 +5195,9 @@
     <w:pPr>
       <w:spacing w:after="0" w:line="240" w:lineRule="auto"/>
     </w:pPr>
+    <w:rPr>
+      <w:rFonts w:ascii="Arial" w:hAnsi="Arial"/>
+    </w:rPr>
     <w:tblPr>
       <w:tblStyleRowBandSize w:val="1"/>
       <w:tblStyleColBandSize w:val="1"/>
@@ -5068,6 +5304,9 @@
     <w:pPr>
       <w:spacing w:after="0" w:line="240" w:lineRule="auto"/>
     </w:pPr>
+    <w:rPr>
+      <w:rFonts w:ascii="Arial" w:hAnsi="Arial"/>
+    </w:rPr>
     <w:tblPr>
       <w:tblStyleRowBandSize w:val="1"/>
       <w:tblStyleColBandSize w:val="1"/>
@@ -5174,6 +5413,9 @@
     <w:pPr>
       <w:spacing w:after="0" w:line="240" w:lineRule="auto"/>
     </w:pPr>
+    <w:rPr>
+      <w:rFonts w:ascii="Arial" w:hAnsi="Arial"/>
+    </w:rPr>
     <w:tblPr>
       <w:tblStyleRowBandSize w:val="1"/>
       <w:tblStyleColBandSize w:val="1"/>
@@ -5280,6 +5522,9 @@
     <w:pPr>
       <w:spacing w:after="0" w:line="240" w:lineRule="auto"/>
     </w:pPr>
+    <w:rPr>
+      <w:rFonts w:ascii="Arial" w:hAnsi="Arial"/>
+    </w:rPr>
     <w:tblPr>
       <w:tblStyleRowBandSize w:val="1"/>
       <w:tblStyleColBandSize w:val="1"/>
@@ -5386,6 +5631,9 @@
     <w:pPr>
       <w:spacing w:after="0" w:line="240" w:lineRule="auto"/>
     </w:pPr>
+    <w:rPr>
+      <w:rFonts w:ascii="Arial" w:hAnsi="Arial"/>
+    </w:rPr>
     <w:tblPr>
       <w:tblStyleRowBandSize w:val="1"/>
       <w:tblStyleColBandSize w:val="1"/>
@@ -5535,6 +5783,9 @@
     <w:pPr>
       <w:spacing w:after="0" w:line="240" w:lineRule="auto"/>
     </w:pPr>
+    <w:rPr>
+      <w:rFonts w:ascii="Arial" w:hAnsi="Arial"/>
+    </w:rPr>
     <w:tblPr>
       <w:tblStyleRowBandSize w:val="1"/>
       <w:tblStyleColBandSize w:val="1"/>
@@ -5684,6 +5935,9 @@
     <w:pPr>
       <w:spacing w:after="0" w:line="240" w:lineRule="auto"/>
     </w:pPr>
+    <w:rPr>
+      <w:rFonts w:ascii="Arial" w:hAnsi="Arial"/>
+    </w:rPr>
     <w:tblPr>
       <w:tblStyleRowBandSize w:val="1"/>
       <w:tblStyleColBandSize w:val="1"/>
@@ -5833,6 +6087,9 @@
     <w:pPr>
       <w:spacing w:after="0" w:line="240" w:lineRule="auto"/>
     </w:pPr>
+    <w:rPr>
+      <w:rFonts w:ascii="Arial" w:hAnsi="Arial"/>
+    </w:rPr>
     <w:tblPr>
       <w:tblStyleRowBandSize w:val="1"/>
       <w:tblStyleColBandSize w:val="1"/>
@@ -5982,6 +6239,9 @@
     <w:pPr>
       <w:spacing w:after="0" w:line="240" w:lineRule="auto"/>
     </w:pPr>
+    <w:rPr>
+      <w:rFonts w:ascii="Arial" w:hAnsi="Arial"/>
+    </w:rPr>
     <w:tblPr>
       <w:tblStyleRowBandSize w:val="1"/>
       <w:tblStyleColBandSize w:val="1"/>
@@ -6131,6 +6391,9 @@
     <w:pPr>
       <w:spacing w:after="0" w:line="240" w:lineRule="auto"/>
     </w:pPr>
+    <w:rPr>
+      <w:rFonts w:ascii="Arial" w:hAnsi="Arial"/>
+    </w:rPr>
     <w:tblPr>
       <w:tblStyleRowBandSize w:val="1"/>
       <w:tblStyleColBandSize w:val="1"/>
@@ -6280,6 +6543,9 @@
     <w:pPr>
       <w:spacing w:after="0" w:line="240" w:lineRule="auto"/>
     </w:pPr>
+    <w:rPr>
+      <w:rFonts w:ascii="Arial" w:hAnsi="Arial"/>
+    </w:rPr>
     <w:tblPr>
       <w:tblStyleRowBandSize w:val="1"/>
       <w:tblStyleColBandSize w:val="1"/>
@@ -6430,6 +6696,7 @@
       <w:spacing w:after="0" w:line="240" w:lineRule="auto"/>
     </w:pPr>
     <w:rPr>
+      <w:rFonts w:ascii="Arial" w:hAnsi="Arial"/>
       <w:color w:val="000000" w:themeColor="text1"/>
     </w:rPr>
     <w:tblPr>
@@ -6514,6 +6781,7 @@
       <w:spacing w:after="0" w:line="240" w:lineRule="auto"/>
     </w:pPr>
     <w:rPr>
+      <w:rFonts w:ascii="Arial" w:hAnsi="Arial"/>
       <w:color w:val="000000" w:themeColor="text1"/>
     </w:rPr>
     <w:tblPr>
@@ -6598,6 +6866,7 @@
       <w:spacing w:after="0" w:line="240" w:lineRule="auto"/>
     </w:pPr>
     <w:rPr>
+      <w:rFonts w:ascii="Arial" w:hAnsi="Arial"/>
       <w:color w:val="000000" w:themeColor="text1"/>
     </w:rPr>
     <w:tblPr>
@@ -6682,6 +6951,7 @@
       <w:spacing w:after="0" w:line="240" w:lineRule="auto"/>
     </w:pPr>
     <w:rPr>
+      <w:rFonts w:ascii="Arial" w:hAnsi="Arial"/>
       <w:color w:val="000000" w:themeColor="text1"/>
     </w:rPr>
     <w:tblPr>
@@ -6766,6 +7036,7 @@
       <w:spacing w:after="0" w:line="240" w:lineRule="auto"/>
     </w:pPr>
     <w:rPr>
+      <w:rFonts w:ascii="Arial" w:hAnsi="Arial"/>
       <w:color w:val="000000" w:themeColor="text1"/>
     </w:rPr>
     <w:tblPr>
@@ -6850,6 +7121,7 @@
       <w:spacing w:after="0" w:line="240" w:lineRule="auto"/>
     </w:pPr>
     <w:rPr>
+      <w:rFonts w:ascii="Arial" w:hAnsi="Arial"/>
       <w:color w:val="000000" w:themeColor="text1"/>
     </w:rPr>
     <w:tblPr>
@@ -6934,6 +7206,7 @@
       <w:spacing w:after="0" w:line="240" w:lineRule="auto"/>
     </w:pPr>
     <w:rPr>
+      <w:rFonts w:ascii="Arial" w:hAnsi="Arial"/>
       <w:color w:val="000000" w:themeColor="text1"/>
     </w:rPr>
     <w:tblPr>
@@ -7018,7 +7291,7 @@
       <w:spacing w:after="0" w:line="240" w:lineRule="auto"/>
     </w:pPr>
     <w:rPr>
-      <w:rFonts w:asciiTheme="majorHAnsi" w:eastAsiaTheme="majorEastAsia" w:hAnsiTheme="majorHAnsi" w:cstheme="majorBidi"/>
+      <w:rFonts w:asciiTheme="majorHAnsi" w:eastAsiaTheme="majorEastAsia" w:hAnsiTheme="majorHAnsi" w:cstheme="majorBidi" w:ascii="Arial" w:hAnsi="Arial"/>
       <w:color w:val="000000" w:themeColor="text1"/>
     </w:rPr>
     <w:tblPr>
@@ -7146,7 +7419,7 @@
       <w:spacing w:after="0" w:line="240" w:lineRule="auto"/>
     </w:pPr>
     <w:rPr>
-      <w:rFonts w:asciiTheme="majorHAnsi" w:eastAsiaTheme="majorEastAsia" w:hAnsiTheme="majorHAnsi" w:cstheme="majorBidi"/>
+      <w:rFonts w:asciiTheme="majorHAnsi" w:eastAsiaTheme="majorEastAsia" w:hAnsiTheme="majorHAnsi" w:cstheme="majorBidi" w:ascii="Arial" w:hAnsi="Arial"/>
       <w:color w:val="000000" w:themeColor="text1"/>
     </w:rPr>
     <w:tblPr>
@@ -7274,7 +7547,7 @@
       <w:spacing w:after="0" w:line="240" w:lineRule="auto"/>
     </w:pPr>
     <w:rPr>
-      <w:rFonts w:asciiTheme="majorHAnsi" w:eastAsiaTheme="majorEastAsia" w:hAnsiTheme="majorHAnsi" w:cstheme="majorBidi"/>
+      <w:rFonts w:asciiTheme="majorHAnsi" w:eastAsiaTheme="majorEastAsia" w:hAnsiTheme="majorHAnsi" w:cstheme="majorBidi" w:ascii="Arial" w:hAnsi="Arial"/>
       <w:color w:val="000000" w:themeColor="text1"/>
     </w:rPr>
     <w:tblPr>
@@ -7402,7 +7675,7 @@
       <w:spacing w:after="0" w:line="240" w:lineRule="auto"/>
     </w:pPr>
     <w:rPr>
-      <w:rFonts w:asciiTheme="majorHAnsi" w:eastAsiaTheme="majorEastAsia" w:hAnsiTheme="majorHAnsi" w:cstheme="majorBidi"/>
+      <w:rFonts w:asciiTheme="majorHAnsi" w:eastAsiaTheme="majorEastAsia" w:hAnsiTheme="majorHAnsi" w:cstheme="majorBidi" w:ascii="Arial" w:hAnsi="Arial"/>
       <w:color w:val="000000" w:themeColor="text1"/>
     </w:rPr>
     <w:tblPr>
@@ -7530,7 +7803,7 @@
       <w:spacing w:after="0" w:line="240" w:lineRule="auto"/>
     </w:pPr>
     <w:rPr>
-      <w:rFonts w:asciiTheme="majorHAnsi" w:eastAsiaTheme="majorEastAsia" w:hAnsiTheme="majorHAnsi" w:cstheme="majorBidi"/>
+      <w:rFonts w:asciiTheme="majorHAnsi" w:eastAsiaTheme="majorEastAsia" w:hAnsiTheme="majorHAnsi" w:cstheme="majorBidi" w:ascii="Arial" w:hAnsi="Arial"/>
       <w:color w:val="000000" w:themeColor="text1"/>
     </w:rPr>
     <w:tblPr>
@@ -7658,7 +7931,7 @@
       <w:spacing w:after="0" w:line="240" w:lineRule="auto"/>
     </w:pPr>
     <w:rPr>
-      <w:rFonts w:asciiTheme="majorHAnsi" w:eastAsiaTheme="majorEastAsia" w:hAnsiTheme="majorHAnsi" w:cstheme="majorBidi"/>
+      <w:rFonts w:asciiTheme="majorHAnsi" w:eastAsiaTheme="majorEastAsia" w:hAnsiTheme="majorHAnsi" w:cstheme="majorBidi" w:ascii="Arial" w:hAnsi="Arial"/>
       <w:color w:val="000000" w:themeColor="text1"/>
     </w:rPr>
     <w:tblPr>
@@ -7786,7 +8059,7 @@
       <w:spacing w:after="0" w:line="240" w:lineRule="auto"/>
     </w:pPr>
     <w:rPr>
-      <w:rFonts w:asciiTheme="majorHAnsi" w:eastAsiaTheme="majorEastAsia" w:hAnsiTheme="majorHAnsi" w:cstheme="majorBidi"/>
+      <w:rFonts w:asciiTheme="majorHAnsi" w:eastAsiaTheme="majorEastAsia" w:hAnsiTheme="majorHAnsi" w:cstheme="majorBidi" w:ascii="Arial" w:hAnsi="Arial"/>
       <w:color w:val="000000" w:themeColor="text1"/>
     </w:rPr>
     <w:tblPr>
@@ -7913,6 +8186,9 @@
     <w:pPr>
       <w:spacing w:after="0" w:line="240" w:lineRule="auto"/>
     </w:pPr>
+    <w:rPr>
+      <w:rFonts w:ascii="Arial" w:hAnsi="Arial"/>
+    </w:rPr>
     <w:tblPr>
       <w:tblStyleRowBandSize w:val="1"/>
       <w:tblStyleColBandSize w:val="1"/>
@@ -7986,6 +8262,9 @@
     <w:pPr>
       <w:spacing w:after="0" w:line="240" w:lineRule="auto"/>
     </w:pPr>
+    <w:rPr>
+      <w:rFonts w:ascii="Arial" w:hAnsi="Arial"/>
+    </w:rPr>
     <w:tblPr>
       <w:tblStyleRowBandSize w:val="1"/>
       <w:tblStyleColBandSize w:val="1"/>
@@ -8059,6 +8338,9 @@
     <w:pPr>
       <w:spacing w:after="0" w:line="240" w:lineRule="auto"/>
     </w:pPr>
+    <w:rPr>
+      <w:rFonts w:ascii="Arial" w:hAnsi="Arial"/>
+    </w:rPr>
     <w:tblPr>
       <w:tblStyleRowBandSize w:val="1"/>
       <w:tblStyleColBandSize w:val="1"/>
@@ -8132,6 +8414,9 @@
     <w:pPr>
       <w:spacing w:after="0" w:line="240" w:lineRule="auto"/>
     </w:pPr>
+    <w:rPr>
+      <w:rFonts w:ascii="Arial" w:hAnsi="Arial"/>
+    </w:rPr>
     <w:tblPr>
       <w:tblStyleRowBandSize w:val="1"/>
       <w:tblStyleColBandSize w:val="1"/>
@@ -8205,6 +8490,9 @@
     <w:pPr>
       <w:spacing w:after="0" w:line="240" w:lineRule="auto"/>
     </w:pPr>
+    <w:rPr>
+      <w:rFonts w:ascii="Arial" w:hAnsi="Arial"/>
+    </w:rPr>
     <w:tblPr>
       <w:tblStyleRowBandSize w:val="1"/>
       <w:tblStyleColBandSize w:val="1"/>
@@ -8278,6 +8566,9 @@
     <w:pPr>
       <w:spacing w:after="0" w:line="240" w:lineRule="auto"/>
     </w:pPr>
+    <w:rPr>
+      <w:rFonts w:ascii="Arial" w:hAnsi="Arial"/>
+    </w:rPr>
     <w:tblPr>
       <w:tblStyleRowBandSize w:val="1"/>
       <w:tblStyleColBandSize w:val="1"/>
@@ -8351,6 +8642,9 @@
     <w:pPr>
       <w:spacing w:after="0" w:line="240" w:lineRule="auto"/>
     </w:pPr>
+    <w:rPr>
+      <w:rFonts w:ascii="Arial" w:hAnsi="Arial"/>
+    </w:rPr>
     <w:tblPr>
       <w:tblStyleRowBandSize w:val="1"/>
       <w:tblStyleColBandSize w:val="1"/>
@@ -8425,7 +8719,7 @@
       <w:spacing w:after="0" w:line="240" w:lineRule="auto"/>
     </w:pPr>
     <w:rPr>
-      <w:rFonts w:asciiTheme="majorHAnsi" w:eastAsiaTheme="majorEastAsia" w:hAnsiTheme="majorHAnsi" w:cstheme="majorBidi"/>
+      <w:rFonts w:asciiTheme="majorHAnsi" w:eastAsiaTheme="majorEastAsia" w:hAnsiTheme="majorHAnsi" w:cstheme="majorBidi" w:ascii="Arial" w:hAnsi="Arial"/>
       <w:color w:val="000000" w:themeColor="text1"/>
     </w:rPr>
     <w:tblPr>
@@ -8550,7 +8844,7 @@
       <w:spacing w:after="0" w:line="240" w:lineRule="auto"/>
     </w:pPr>
     <w:rPr>
-      <w:rFonts w:asciiTheme="majorHAnsi" w:eastAsiaTheme="majorEastAsia" w:hAnsiTheme="majorHAnsi" w:cstheme="majorBidi"/>
+      <w:rFonts w:asciiTheme="majorHAnsi" w:eastAsiaTheme="majorEastAsia" w:hAnsiTheme="majorHAnsi" w:cstheme="majorBidi" w:ascii="Arial" w:hAnsi="Arial"/>
       <w:color w:val="000000" w:themeColor="text1"/>
     </w:rPr>
     <w:tblPr>
@@ -8675,7 +8969,7 @@
       <w:spacing w:after="0" w:line="240" w:lineRule="auto"/>
     </w:pPr>
     <w:rPr>
-      <w:rFonts w:asciiTheme="majorHAnsi" w:eastAsiaTheme="majorEastAsia" w:hAnsiTheme="majorHAnsi" w:cstheme="majorBidi"/>
+      <w:rFonts w:asciiTheme="majorHAnsi" w:eastAsiaTheme="majorEastAsia" w:hAnsiTheme="majorHAnsi" w:cstheme="majorBidi" w:ascii="Arial" w:hAnsi="Arial"/>
       <w:color w:val="000000" w:themeColor="text1"/>
     </w:rPr>
     <w:tblPr>
@@ -8800,7 +9094,7 @@
       <w:spacing w:after="0" w:line="240" w:lineRule="auto"/>
     </w:pPr>
     <w:rPr>
-      <w:rFonts w:asciiTheme="majorHAnsi" w:eastAsiaTheme="majorEastAsia" w:hAnsiTheme="majorHAnsi" w:cstheme="majorBidi"/>
+      <w:rFonts w:asciiTheme="majorHAnsi" w:eastAsiaTheme="majorEastAsia" w:hAnsiTheme="majorHAnsi" w:cstheme="majorBidi" w:ascii="Arial" w:hAnsi="Arial"/>
       <w:color w:val="000000" w:themeColor="text1"/>
     </w:rPr>
     <w:tblPr>
@@ -8925,7 +9219,7 @@
       <w:spacing w:after="0" w:line="240" w:lineRule="auto"/>
     </w:pPr>
     <w:rPr>
-      <w:rFonts w:asciiTheme="majorHAnsi" w:eastAsiaTheme="majorEastAsia" w:hAnsiTheme="majorHAnsi" w:cstheme="majorBidi"/>
+      <w:rFonts w:asciiTheme="majorHAnsi" w:eastAsiaTheme="majorEastAsia" w:hAnsiTheme="majorHAnsi" w:cstheme="majorBidi" w:ascii="Arial" w:hAnsi="Arial"/>
       <w:color w:val="000000" w:themeColor="text1"/>
     </w:rPr>
     <w:tblPr>
@@ -9050,7 +9344,7 @@
       <w:spacing w:after="0" w:line="240" w:lineRule="auto"/>
     </w:pPr>
     <w:rPr>
-      <w:rFonts w:asciiTheme="majorHAnsi" w:eastAsiaTheme="majorEastAsia" w:hAnsiTheme="majorHAnsi" w:cstheme="majorBidi"/>
+      <w:rFonts w:asciiTheme="majorHAnsi" w:eastAsiaTheme="majorEastAsia" w:hAnsiTheme="majorHAnsi" w:cstheme="majorBidi" w:ascii="Arial" w:hAnsi="Arial"/>
       <w:color w:val="000000" w:themeColor="text1"/>
     </w:rPr>
     <w:tblPr>
@@ -9175,7 +9469,7 @@
       <w:spacing w:after="0" w:line="240" w:lineRule="auto"/>
     </w:pPr>
     <w:rPr>
-      <w:rFonts w:asciiTheme="majorHAnsi" w:eastAsiaTheme="majorEastAsia" w:hAnsiTheme="majorHAnsi" w:cstheme="majorBidi"/>
+      <w:rFonts w:asciiTheme="majorHAnsi" w:eastAsiaTheme="majorEastAsia" w:hAnsiTheme="majorHAnsi" w:cstheme="majorBidi" w:ascii="Arial" w:hAnsi="Arial"/>
       <w:color w:val="000000" w:themeColor="text1"/>
     </w:rPr>
     <w:tblPr>
@@ -9299,6 +9593,9 @@
     <w:pPr>
       <w:spacing w:after="0" w:line="240" w:lineRule="auto"/>
     </w:pPr>
+    <w:rPr>
+      <w:rFonts w:ascii="Arial" w:hAnsi="Arial"/>
+    </w:rPr>
     <w:tblPr>
       <w:tblStyleRowBandSize w:val="1"/>
       <w:tblStyleColBandSize w:val="1"/>
@@ -9440,6 +9737,9 @@
     <w:pPr>
       <w:spacing w:after="0" w:line="240" w:lineRule="auto"/>
     </w:pPr>
+    <w:rPr>
+      <w:rFonts w:ascii="Arial" w:hAnsi="Arial"/>
+    </w:rPr>
     <w:tblPr>
       <w:tblStyleRowBandSize w:val="1"/>
       <w:tblStyleColBandSize w:val="1"/>
@@ -9581,6 +9881,9 @@
     <w:pPr>
       <w:spacing w:after="0" w:line="240" w:lineRule="auto"/>
     </w:pPr>
+    <w:rPr>
+      <w:rFonts w:ascii="Arial" w:hAnsi="Arial"/>
+    </w:rPr>
     <w:tblPr>
       <w:tblStyleRowBandSize w:val="1"/>
       <w:tblStyleColBandSize w:val="1"/>
@@ -9722,6 +10025,9 @@
     <w:pPr>
       <w:spacing w:after="0" w:line="240" w:lineRule="auto"/>
     </w:pPr>
+    <w:rPr>
+      <w:rFonts w:ascii="Arial" w:hAnsi="Arial"/>
+    </w:rPr>
     <w:tblPr>
       <w:tblStyleRowBandSize w:val="1"/>
       <w:tblStyleColBandSize w:val="1"/>
@@ -9863,6 +10169,9 @@
     <w:pPr>
       <w:spacing w:after="0" w:line="240" w:lineRule="auto"/>
     </w:pPr>
+    <w:rPr>
+      <w:rFonts w:ascii="Arial" w:hAnsi="Arial"/>
+    </w:rPr>
     <w:tblPr>
       <w:tblStyleRowBandSize w:val="1"/>
       <w:tblStyleColBandSize w:val="1"/>
@@ -10004,6 +10313,9 @@
     <w:pPr>
       <w:spacing w:after="0" w:line="240" w:lineRule="auto"/>
     </w:pPr>
+    <w:rPr>
+      <w:rFonts w:ascii="Arial" w:hAnsi="Arial"/>
+    </w:rPr>
     <w:tblPr>
       <w:tblStyleRowBandSize w:val="1"/>
       <w:tblStyleColBandSize w:val="1"/>
@@ -10145,6 +10457,9 @@
     <w:pPr>
       <w:spacing w:after="0" w:line="240" w:lineRule="auto"/>
     </w:pPr>
+    <w:rPr>
+      <w:rFonts w:ascii="Arial" w:hAnsi="Arial"/>
+    </w:rPr>
     <w:tblPr>
       <w:tblStyleRowBandSize w:val="1"/>
       <w:tblStyleColBandSize w:val="1"/>
@@ -10287,6 +10602,7 @@
       <w:spacing w:after="0" w:line="240" w:lineRule="auto"/>
     </w:pPr>
     <w:rPr>
+      <w:rFonts w:ascii="Arial" w:hAnsi="Arial"/>
       <w:color w:val="FFFFFF" w:themeColor="background1"/>
     </w:rPr>
     <w:tblPr>
@@ -10401,6 +10717,7 @@
       <w:spacing w:after="0" w:line="240" w:lineRule="auto"/>
     </w:pPr>
     <w:rPr>
+      <w:rFonts w:ascii="Arial" w:hAnsi="Arial"/>
       <w:color w:val="FFFFFF" w:themeColor="background1"/>
     </w:rPr>
     <w:tblPr>
@@ -10515,6 +10832,7 @@
       <w:spacing w:after="0" w:line="240" w:lineRule="auto"/>
     </w:pPr>
     <w:rPr>
+      <w:rFonts w:ascii="Arial" w:hAnsi="Arial"/>
       <w:color w:val="FFFFFF" w:themeColor="background1"/>
     </w:rPr>
     <w:tblPr>
@@ -10629,6 +10947,7 @@
       <w:spacing w:after="0" w:line="240" w:lineRule="auto"/>
     </w:pPr>
     <w:rPr>
+      <w:rFonts w:ascii="Arial" w:hAnsi="Arial"/>
       <w:color w:val="FFFFFF" w:themeColor="background1"/>
     </w:rPr>
     <w:tblPr>
@@ -10743,6 +11062,7 @@
       <w:spacing w:after="0" w:line="240" w:lineRule="auto"/>
     </w:pPr>
     <w:rPr>
+      <w:rFonts w:ascii="Arial" w:hAnsi="Arial"/>
       <w:color w:val="FFFFFF" w:themeColor="background1"/>
     </w:rPr>
     <w:tblPr>
@@ -10857,6 +11177,7 @@
       <w:spacing w:after="0" w:line="240" w:lineRule="auto"/>
     </w:pPr>
     <w:rPr>
+      <w:rFonts w:ascii="Arial" w:hAnsi="Arial"/>
       <w:color w:val="FFFFFF" w:themeColor="background1"/>
     </w:rPr>
     <w:tblPr>
@@ -10971,6 +11292,7 @@
       <w:spacing w:after="0" w:line="240" w:lineRule="auto"/>
     </w:pPr>
     <w:rPr>
+      <w:rFonts w:ascii="Arial" w:hAnsi="Arial"/>
       <w:color w:val="FFFFFF" w:themeColor="background1"/>
     </w:rPr>
     <w:tblPr>
@@ -11085,6 +11407,7 @@
       <w:spacing w:after="0" w:line="240" w:lineRule="auto"/>
     </w:pPr>
     <w:rPr>
+      <w:rFonts w:ascii="Arial" w:hAnsi="Arial"/>
       <w:color w:val="000000" w:themeColor="text1"/>
     </w:rPr>
     <w:tblPr>
@@ -11207,6 +11530,7 @@
       <w:spacing w:after="0" w:line="240" w:lineRule="auto"/>
     </w:pPr>
     <w:rPr>
+      <w:rFonts w:ascii="Arial" w:hAnsi="Arial"/>
       <w:color w:val="000000" w:themeColor="text1"/>
     </w:rPr>
     <w:tblPr>
@@ -11329,6 +11653,7 @@
       <w:spacing w:after="0" w:line="240" w:lineRule="auto"/>
     </w:pPr>
     <w:rPr>
+      <w:rFonts w:ascii="Arial" w:hAnsi="Arial"/>
       <w:color w:val="000000" w:themeColor="text1"/>
     </w:rPr>
     <w:tblPr>
@@ -11451,6 +11776,7 @@
       <w:spacing w:after="0" w:line="240" w:lineRule="auto"/>
     </w:pPr>
     <w:rPr>
+      <w:rFonts w:ascii="Arial" w:hAnsi="Arial"/>
       <w:color w:val="000000" w:themeColor="text1"/>
     </w:rPr>
     <w:tblPr>
@@ -11563,6 +11889,7 @@
       <w:spacing w:after="0" w:line="240" w:lineRule="auto"/>
     </w:pPr>
     <w:rPr>
+      <w:rFonts w:ascii="Arial" w:hAnsi="Arial"/>
       <w:color w:val="000000" w:themeColor="text1"/>
     </w:rPr>
     <w:tblPr>
@@ -11685,6 +12012,7 @@
       <w:spacing w:after="0" w:line="240" w:lineRule="auto"/>
     </w:pPr>
     <w:rPr>
+      <w:rFonts w:ascii="Arial" w:hAnsi="Arial"/>
       <w:color w:val="000000" w:themeColor="text1"/>
     </w:rPr>
     <w:tblPr>
@@ -11807,6 +12135,7 @@
       <w:spacing w:after="0" w:line="240" w:lineRule="auto"/>
     </w:pPr>
     <w:rPr>
+      <w:rFonts w:ascii="Arial" w:hAnsi="Arial"/>
       <w:color w:val="000000" w:themeColor="text1"/>
     </w:rPr>
     <w:tblPr>
@@ -11929,6 +12258,7 @@
       <w:spacing w:after="0" w:line="240" w:lineRule="auto"/>
     </w:pPr>
     <w:rPr>
+      <w:rFonts w:ascii="Arial" w:hAnsi="Arial"/>
       <w:color w:val="000000" w:themeColor="text1"/>
     </w:rPr>
     <w:tblPr>
@@ -12015,6 +12345,7 @@
       <w:spacing w:after="0" w:line="240" w:lineRule="auto"/>
     </w:pPr>
     <w:rPr>
+      <w:rFonts w:ascii="Arial" w:hAnsi="Arial"/>
       <w:color w:val="000000" w:themeColor="text1"/>
     </w:rPr>
     <w:tblPr>
@@ -12101,6 +12432,7 @@
       <w:spacing w:after="0" w:line="240" w:lineRule="auto"/>
     </w:pPr>
     <w:rPr>
+      <w:rFonts w:ascii="Arial" w:hAnsi="Arial"/>
       <w:color w:val="000000" w:themeColor="text1"/>
     </w:rPr>
     <w:tblPr>
@@ -12187,6 +12519,7 @@
       <w:spacing w:after="0" w:line="240" w:lineRule="auto"/>
     </w:pPr>
     <w:rPr>
+      <w:rFonts w:ascii="Arial" w:hAnsi="Arial"/>
       <w:color w:val="000000" w:themeColor="text1"/>
     </w:rPr>
     <w:tblPr>
@@ -12273,6 +12606,7 @@
       <w:spacing w:after="0" w:line="240" w:lineRule="auto"/>
     </w:pPr>
     <w:rPr>
+      <w:rFonts w:ascii="Arial" w:hAnsi="Arial"/>
       <w:color w:val="000000" w:themeColor="text1"/>
     </w:rPr>
     <w:tblPr>
@@ -12359,6 +12693,7 @@
       <w:spacing w:after="0" w:line="240" w:lineRule="auto"/>
     </w:pPr>
     <w:rPr>
+      <w:rFonts w:ascii="Arial" w:hAnsi="Arial"/>
       <w:color w:val="000000" w:themeColor="text1"/>
     </w:rPr>
     <w:tblPr>
@@ -12445,6 +12780,7 @@
       <w:spacing w:after="0" w:line="240" w:lineRule="auto"/>
     </w:pPr>
     <w:rPr>
+      <w:rFonts w:ascii="Arial" w:hAnsi="Arial"/>
       <w:color w:val="000000" w:themeColor="text1"/>
     </w:rPr>
     <w:tblPr>
@@ -12531,6 +12867,7 @@
       <w:spacing w:after="0" w:line="240" w:lineRule="auto"/>
     </w:pPr>
     <w:rPr>
+      <w:rFonts w:ascii="Arial" w:hAnsi="Arial"/>
       <w:color w:val="000000" w:themeColor="text1"/>
     </w:rPr>
     <w:tblPr>
@@ -12611,6 +12948,7 @@
       <w:spacing w:after="0" w:line="240" w:lineRule="auto"/>
     </w:pPr>
     <w:rPr>
+      <w:rFonts w:ascii="Arial" w:hAnsi="Arial"/>
       <w:color w:val="000000" w:themeColor="text1"/>
     </w:rPr>
     <w:tblPr>
@@ -12691,6 +13029,7 @@
       <w:spacing w:after="0" w:line="240" w:lineRule="auto"/>
     </w:pPr>
     <w:rPr>
+      <w:rFonts w:ascii="Arial" w:hAnsi="Arial"/>
       <w:color w:val="000000" w:themeColor="text1"/>
     </w:rPr>
     <w:tblPr>
@@ -12771,6 +13110,7 @@
       <w:spacing w:after="0" w:line="240" w:lineRule="auto"/>
     </w:pPr>
     <w:rPr>
+      <w:rFonts w:ascii="Arial" w:hAnsi="Arial"/>
       <w:color w:val="000000" w:themeColor="text1"/>
     </w:rPr>
     <w:tblPr>
@@ -12851,6 +13191,7 @@
       <w:spacing w:after="0" w:line="240" w:lineRule="auto"/>
     </w:pPr>
     <w:rPr>
+      <w:rFonts w:ascii="Arial" w:hAnsi="Arial"/>
       <w:color w:val="000000" w:themeColor="text1"/>
     </w:rPr>
     <w:tblPr>
@@ -12931,6 +13272,7 @@
       <w:spacing w:after="0" w:line="240" w:lineRule="auto"/>
     </w:pPr>
     <w:rPr>
+      <w:rFonts w:ascii="Arial" w:hAnsi="Arial"/>
       <w:color w:val="000000" w:themeColor="text1"/>
     </w:rPr>
     <w:tblPr>
@@ -13011,6 +13353,7 @@
       <w:spacing w:after="0" w:line="240" w:lineRule="auto"/>
     </w:pPr>
     <w:rPr>
+      <w:rFonts w:ascii="Arial" w:hAnsi="Arial"/>
       <w:color w:val="000000" w:themeColor="text1"/>
     </w:rPr>
     <w:tblPr>
